--- a/EXPORTS/DOCX/published/niveau3/Dutch/WMBergEnDal.docx
+++ b/EXPORTS/DOCX/published/niveau3/Dutch/WMBergEnDal.docx
@@ -145,7 +145,7 @@
           <w:rFonts w:ascii="Charis SIL Regular" w:hAnsi="Charis SIL Regular" w:eastAsia="Charis SIL Regular"/>
           <w:b w:val="0"/>
           <w:i w:val="0"/>
-          <w:color w:val="0066CC"/>
+          <w:color w:val="0000FF"/>
           <w:sz w:val="24"/>
           <w:u w:val="single"/>
         </w:rPr>
@@ -163,7 +163,7 @@
           <w:rFonts w:ascii="Charis SIL Regular" w:hAnsi="Charis SIL Regular" w:eastAsia="Charis SIL Regular"/>
           <w:b w:val="0"/>
           <w:i w:val="0"/>
-          <w:color w:val="0066CC"/>
+          <w:color w:val="0000FF"/>
           <w:sz w:val="24"/>
           <w:u w:val="single"/>
         </w:rPr>
@@ -174,7 +174,7 @@
           <w:rFonts w:ascii="Charis SIL Regular" w:hAnsi="Charis SIL Regular" w:eastAsia="Charis SIL Regular"/>
           <w:b w:val="0"/>
           <w:i w:val="0"/>
-          <w:color w:val="0066CC"/>
+          <w:color w:val="0000FF"/>
           <w:sz w:val="24"/>
           <w:u w:val="single"/>
         </w:rPr>
@@ -192,7 +192,7 @@
           <w:rFonts w:ascii="Charis SIL Regular" w:hAnsi="Charis SIL Regular" w:eastAsia="Charis SIL Regular"/>
           <w:b w:val="0"/>
           <w:i w:val="0"/>
-          <w:color w:val="0066CC"/>
+          <w:color w:val="0000FF"/>
           <w:sz w:val="24"/>
           <w:u w:val="single"/>
         </w:rPr>
@@ -203,7 +203,7 @@
           <w:rFonts w:ascii="Charis SIL Regular" w:hAnsi="Charis SIL Regular" w:eastAsia="Charis SIL Regular"/>
           <w:b w:val="0"/>
           <w:i w:val="0"/>
-          <w:color w:val="0066CC"/>
+          <w:color w:val="0000FF"/>
           <w:sz w:val="24"/>
           <w:u w:val="single"/>
         </w:rPr>
@@ -221,7 +221,7 @@
           <w:rFonts w:ascii="Charis SIL Regular" w:hAnsi="Charis SIL Regular" w:eastAsia="Charis SIL Regular"/>
           <w:b w:val="0"/>
           <w:i w:val="0"/>
-          <w:color w:val="0066CC"/>
+          <w:color w:val="0000FF"/>
           <w:sz w:val="24"/>
           <w:u w:val="single"/>
         </w:rPr>
@@ -232,7 +232,7 @@
           <w:rFonts w:ascii="Charis SIL Regular" w:hAnsi="Charis SIL Regular" w:eastAsia="Charis SIL Regular"/>
           <w:b w:val="0"/>
           <w:i w:val="0"/>
-          <w:color w:val="0066CC"/>
+          <w:color w:val="0000FF"/>
           <w:sz w:val="24"/>
           <w:u w:val="single"/>
         </w:rPr>
@@ -250,7 +250,7 @@
           <w:rFonts w:ascii="Charis SIL Regular" w:hAnsi="Charis SIL Regular" w:eastAsia="Charis SIL Regular"/>
           <w:b w:val="0"/>
           <w:i w:val="0"/>
-          <w:color w:val="0066CC"/>
+          <w:color w:val="0000FF"/>
           <w:sz w:val="24"/>
           <w:u w:val="single"/>
         </w:rPr>
@@ -261,7 +261,7 @@
           <w:rFonts w:ascii="Charis SIL Regular" w:hAnsi="Charis SIL Regular" w:eastAsia="Charis SIL Regular"/>
           <w:b w:val="0"/>
           <w:i w:val="0"/>
-          <w:color w:val="0066CC"/>
+          <w:color w:val="0000FF"/>
           <w:sz w:val="24"/>
           <w:u w:val="single"/>
         </w:rPr>
@@ -286,7 +286,7 @@
       </w:r>
       <w:r>
         <w:rPr>
-          <w:u w:val="single" w:color="0066cc"/>
+          <w:u w:val="single" w:color="0000ff"/>
           <w:rFonts w:ascii="Charis SIL Regular" w:hAnsi="Charis SIL Regular" w:eastAsia="Charis SIL Regular"/>
           <w:b w:val="0"/>
           <w:i w:val="0"/>
@@ -304,7 +304,7 @@
       </w:r>
       <w:r>
         <w:rPr>
-          <w:u w:val="single" w:color="0066cc"/>
+          <w:u w:val="single" w:color="0000ff"/>
           <w:rFonts w:ascii="Charis SIL Regular" w:hAnsi="Charis SIL Regular" w:eastAsia="Charis SIL Regular"/>
           <w:b w:val="0"/>
           <w:i w:val="0"/>
@@ -322,7 +322,7 @@
       </w:r>
       <w:r>
         <w:rPr>
-          <w:u w:val="single" w:color="0066cc"/>
+          <w:u w:val="single" w:color="0000ff"/>
           <w:rFonts w:ascii="Charis SIL Regular" w:hAnsi="Charis SIL Regular" w:eastAsia="Charis SIL Regular"/>
           <w:b w:val="0"/>
           <w:i w:val="0"/>
@@ -340,7 +340,7 @@
       </w:r>
       <w:r>
         <w:rPr>
-          <w:u w:val="single" w:color="0066cc"/>
+          <w:u w:val="single" w:color="0000ff"/>
           <w:rFonts w:ascii="Charis SIL Regular" w:hAnsi="Charis SIL Regular" w:eastAsia="Charis SIL Regular"/>
           <w:b w:val="0"/>
           <w:i w:val="0"/>
@@ -358,7 +358,7 @@
       </w:r>
       <w:r>
         <w:rPr>
-          <w:u w:val="single" w:color="0066cc"/>
+          <w:u w:val="single" w:color="0000ff"/>
           <w:rFonts w:ascii="Charis SIL Regular" w:hAnsi="Charis SIL Regular" w:eastAsia="Charis SIL Regular"/>
           <w:b w:val="0"/>
           <w:i w:val="0"/>
@@ -376,7 +376,7 @@
       </w:r>
       <w:r>
         <w:rPr>
-          <w:u w:val="single" w:color="0066cc"/>
+          <w:u w:val="single" w:color="0000ff"/>
           <w:rFonts w:ascii="Charis SIL Regular" w:hAnsi="Charis SIL Regular" w:eastAsia="Charis SIL Regular"/>
           <w:b w:val="0"/>
           <w:i w:val="0"/>
@@ -394,7 +394,7 @@
       </w:r>
       <w:r>
         <w:rPr>
-          <w:u w:val="single" w:color="0066cc"/>
+          <w:u w:val="single" w:color="0000ff"/>
           <w:rFonts w:ascii="Charis SIL Regular" w:hAnsi="Charis SIL Regular" w:eastAsia="Charis SIL Regular"/>
           <w:b w:val="0"/>
           <w:i w:val="0"/>
@@ -641,7 +641,7 @@
           <w:rFonts w:ascii="Charis SIL Regular" w:hAnsi="Charis SIL Regular" w:eastAsia="Charis SIL Regular"/>
           <w:b w:val="0"/>
           <w:i w:val="0"/>
-          <w:color w:val="0066CC"/>
+          <w:color w:val="0000FF"/>
           <w:sz w:val="24"/>
           <w:u w:val="single"/>
         </w:rPr>
@@ -659,7 +659,7 @@
           <w:rFonts w:ascii="Charis SIL Regular" w:hAnsi="Charis SIL Regular" w:eastAsia="Charis SIL Regular"/>
           <w:b w:val="0"/>
           <w:i w:val="0"/>
-          <w:color w:val="0066CC"/>
+          <w:color w:val="0000FF"/>
           <w:sz w:val="24"/>
           <w:u w:val="single"/>
         </w:rPr>
@@ -670,7 +670,7 @@
           <w:rFonts w:ascii="Charis SIL Regular" w:hAnsi="Charis SIL Regular" w:eastAsia="Charis SIL Regular"/>
           <w:b w:val="0"/>
           <w:i w:val="0"/>
-          <w:color w:val="0066CC"/>
+          <w:color w:val="0000FF"/>
           <w:sz w:val="24"/>
           <w:u w:val="single"/>
         </w:rPr>
@@ -698,7 +698,7 @@
           <w:rFonts w:ascii="Charis SIL Regular" w:hAnsi="Charis SIL Regular" w:eastAsia="Charis SIL Regular"/>
           <w:b w:val="0"/>
           <w:i w:val="0"/>
-          <w:color w:val="0066CC"/>
+          <w:color w:val="0000FF"/>
           <w:sz w:val="24"/>
           <w:u w:val="single"/>
         </w:rPr>
@@ -716,7 +716,7 @@
           <w:rFonts w:ascii="Charis SIL Regular" w:hAnsi="Charis SIL Regular" w:eastAsia="Charis SIL Regular"/>
           <w:b w:val="0"/>
           <w:i w:val="0"/>
-          <w:color w:val="0066CC"/>
+          <w:color w:val="0000FF"/>
           <w:sz w:val="24"/>
           <w:u w:val="single"/>
         </w:rPr>
@@ -744,7 +744,7 @@
           <w:rFonts w:ascii="Charis SIL Regular" w:hAnsi="Charis SIL Regular" w:eastAsia="Charis SIL Regular"/>
           <w:b w:val="0"/>
           <w:i w:val="0"/>
-          <w:color w:val="0066CC"/>
+          <w:color w:val="0000FF"/>
           <w:sz w:val="24"/>
           <w:u w:val="single"/>
         </w:rPr>
@@ -762,7 +762,7 @@
           <w:rFonts w:ascii="Charis SIL Regular" w:hAnsi="Charis SIL Regular" w:eastAsia="Charis SIL Regular"/>
           <w:b w:val="0"/>
           <w:i w:val="0"/>
-          <w:color w:val="0066CC"/>
+          <w:color w:val="0000FF"/>
           <w:sz w:val="24"/>
           <w:u w:val="single"/>
         </w:rPr>
@@ -773,7 +773,7 @@
           <w:rFonts w:ascii="Charis SIL Regular" w:hAnsi="Charis SIL Regular" w:eastAsia="Charis SIL Regular"/>
           <w:b w:val="0"/>
           <w:i w:val="0"/>
-          <w:color w:val="0066CC"/>
+          <w:color w:val="0000FF"/>
           <w:sz w:val="24"/>
           <w:u w:val="single"/>
         </w:rPr>
@@ -791,11 +791,11 @@
           <w:rFonts w:ascii="Charis SIL Regular" w:hAnsi="Charis SIL Regular" w:eastAsia="Charis SIL Regular"/>
           <w:b w:val="0"/>
           <w:i w:val="0"/>
-          <w:color w:val="0066CC"/>
+          <w:color w:val="0000FF"/>
           <w:sz w:val="24"/>
           <w:u w:val="single"/>
         </w:rPr>
-        <w:hyperlink r:id="rId12" w:history="1">
+        <w:hyperlink r:id="rId10" w:history="1">
           <w:r>
             <w:rPr>
               <w:rStyle w:val="Hyperlink"/>
@@ -809,11 +809,11 @@
           <w:rFonts w:ascii="Charis SIL Regular" w:hAnsi="Charis SIL Regular" w:eastAsia="Charis SIL Regular"/>
           <w:b w:val="0"/>
           <w:i w:val="0"/>
-          <w:color w:val="0066CC"/>
+          <w:color w:val="0000FF"/>
           <w:sz w:val="24"/>
           <w:u w:val="single"/>
         </w:rPr>
-        <w:hyperlink r:id="rId12" w:history="1">
+        <w:hyperlink r:id="rId10" w:history="1">
           <w:r>
             <w:rPr>
               <w:rStyle w:val="Hyperlink"/>
@@ -827,11 +827,11 @@
           <w:rFonts w:ascii="Charis SIL Regular" w:hAnsi="Charis SIL Regular" w:eastAsia="Charis SIL Regular"/>
           <w:b w:val="0"/>
           <w:i w:val="0"/>
-          <w:color w:val="0066CC"/>
+          <w:color w:val="0000FF"/>
           <w:sz w:val="24"/>
           <w:u w:val="single"/>
         </w:rPr>
-        <w:hyperlink r:id="rId12" w:history="1">
+        <w:hyperlink r:id="rId10" w:history="1">
           <w:r>
             <w:rPr>
               <w:rStyle w:val="Hyperlink"/>
@@ -842,7 +842,7 @@
       </w:r>
       <w:r>
         <w:rPr>
-          <w:u w:val="single" w:color="0066cc"/>
+          <w:u w:val="single" w:color="0000ff"/>
           <w:rFonts w:ascii="Charis SIL Regular" w:hAnsi="Charis SIL Regular" w:eastAsia="Charis SIL Regular"/>
           <w:b w:val="0"/>
           <w:i w:val="0"/>
@@ -870,7 +870,7 @@
       </w:r>
       <w:r>
         <w:rPr>
-          <w:u w:val="single" w:color="0066cc"/>
+          <w:u w:val="single" w:color="0000ff"/>
           <w:rFonts w:ascii="Charis SIL Regular" w:hAnsi="Charis SIL Regular" w:eastAsia="Charis SIL Regular"/>
           <w:b w:val="0"/>
           <w:i w:val="0"/>
@@ -915,7 +915,7 @@
       </w:r>
       <w:r>
         <w:rPr>
-          <w:u w:val="single" w:color="0066cc"/>
+          <w:u w:val="single" w:color="0000ff"/>
           <w:rFonts w:ascii="Charis SIL Regular" w:hAnsi="Charis SIL Regular" w:eastAsia="Charis SIL Regular"/>
           <w:b w:val="0"/>
           <w:i w:val="0"/>
@@ -943,7 +943,7 @@
       </w:r>
       <w:r>
         <w:rPr>
-          <w:u w:val="single" w:color="0066cc"/>
+          <w:u w:val="single" w:color="0000ff"/>
           <w:rFonts w:ascii="Charis SIL Regular" w:hAnsi="Charis SIL Regular" w:eastAsia="Charis SIL Regular"/>
           <w:b w:val="0"/>
           <w:i w:val="0"/>
@@ -961,7 +961,7 @@
       </w:r>
       <w:r>
         <w:rPr>
-          <w:u w:val="single" w:color="0066cc"/>
+          <w:u w:val="single" w:color="0000ff"/>
           <w:rFonts w:ascii="Charis SIL Regular" w:hAnsi="Charis SIL Regular" w:eastAsia="Charis SIL Regular"/>
           <w:b w:val="0"/>
           <w:i w:val="0"/>
@@ -979,7 +979,7 @@
       </w:r>
       <w:r>
         <w:rPr>
-          <w:u w:val="single" w:color="0066cc"/>
+          <w:u w:val="single" w:color="0000ff"/>
           <w:rFonts w:ascii="Charis SIL Regular" w:hAnsi="Charis SIL Regular" w:eastAsia="Charis SIL Regular"/>
           <w:b w:val="0"/>
           <w:i w:val="0"/>
@@ -1153,7 +1153,7 @@
           <w:rFonts w:ascii="Charis SIL Regular" w:hAnsi="Charis SIL Regular" w:eastAsia="Charis SIL Regular"/>
           <w:b w:val="0"/>
           <w:i w:val="0"/>
-          <w:color w:val="0066CC"/>
+          <w:color w:val="0000FF"/>
           <w:sz w:val="24"/>
           <w:u w:val="single"/>
         </w:rPr>
@@ -1171,7 +1171,7 @@
           <w:rFonts w:ascii="Charis SIL Regular" w:hAnsi="Charis SIL Regular" w:eastAsia="Charis SIL Regular"/>
           <w:b w:val="0"/>
           <w:i w:val="0"/>
-          <w:color w:val="0066CC"/>
+          <w:color w:val="0000FF"/>
           <w:sz w:val="24"/>
           <w:u w:val="single"/>
         </w:rPr>
@@ -1182,7 +1182,7 @@
           <w:rFonts w:ascii="Charis SIL Regular" w:hAnsi="Charis SIL Regular" w:eastAsia="Charis SIL Regular"/>
           <w:b w:val="0"/>
           <w:i w:val="0"/>
-          <w:color w:val="0066CC"/>
+          <w:color w:val="0000FF"/>
           <w:sz w:val="24"/>
           <w:u w:val="single"/>
         </w:rPr>
@@ -1322,7 +1322,7 @@
           <w:rFonts w:ascii="Charis SIL Regular" w:hAnsi="Charis SIL Regular" w:eastAsia="Charis SIL Regular"/>
           <w:b w:val="0"/>
           <w:i w:val="0"/>
-          <w:color w:val="0066CC"/>
+          <w:color w:val="0000FF"/>
           <w:sz w:val="24"/>
           <w:u w:val="single"/>
         </w:rPr>
@@ -1340,7 +1340,7 @@
           <w:rFonts w:ascii="Charis SIL Regular" w:hAnsi="Charis SIL Regular" w:eastAsia="Charis SIL Regular"/>
           <w:b w:val="0"/>
           <w:i w:val="0"/>
-          <w:color w:val="0066CC"/>
+          <w:color w:val="0000FF"/>
           <w:sz w:val="24"/>
           <w:u w:val="single"/>
         </w:rPr>
@@ -1351,7 +1351,7 @@
           <w:rFonts w:ascii="Charis SIL Regular" w:hAnsi="Charis SIL Regular" w:eastAsia="Charis SIL Regular"/>
           <w:b w:val="0"/>
           <w:i w:val="0"/>
-          <w:color w:val="0066CC"/>
+          <w:color w:val="0000FF"/>
           <w:sz w:val="24"/>
           <w:u w:val="single"/>
         </w:rPr>
@@ -1369,7 +1369,7 @@
           <w:rFonts w:ascii="Charis SIL Regular" w:hAnsi="Charis SIL Regular" w:eastAsia="Charis SIL Regular"/>
           <w:b w:val="0"/>
           <w:i w:val="0"/>
-          <w:color w:val="0066CC"/>
+          <w:color w:val="0000FF"/>
           <w:sz w:val="24"/>
           <w:u w:val="single"/>
         </w:rPr>
@@ -1380,7 +1380,7 @@
           <w:rFonts w:ascii="Charis SIL Regular" w:hAnsi="Charis SIL Regular" w:eastAsia="Charis SIL Regular"/>
           <w:b w:val="0"/>
           <w:i w:val="0"/>
-          <w:color w:val="0066CC"/>
+          <w:color w:val="0000FF"/>
           <w:sz w:val="24"/>
           <w:u w:val="single"/>
         </w:rPr>
@@ -1405,7 +1405,7 @@
       </w:r>
       <w:r>
         <w:rPr>
-          <w:u w:val="single" w:color="0066cc"/>
+          <w:u w:val="single" w:color="0000ff"/>
           <w:rFonts w:ascii="Charis SIL Regular" w:hAnsi="Charis SIL Regular" w:eastAsia="Charis SIL Regular"/>
           <w:b w:val="0"/>
           <w:i w:val="0"/>
@@ -1423,7 +1423,7 @@
       </w:r>
       <w:r>
         <w:rPr>
-          <w:u w:val="single" w:color="0066cc"/>
+          <w:u w:val="single" w:color="0000ff"/>
           <w:rFonts w:ascii="Charis SIL Regular" w:hAnsi="Charis SIL Regular" w:eastAsia="Charis SIL Regular"/>
           <w:b w:val="0"/>
           <w:i w:val="0"/>
@@ -1434,7 +1434,7 @@
       </w:r>
       <w:r>
         <w:rPr>
-          <w:u w:val="single" w:color="0066cc"/>
+          <w:u w:val="single" w:color="0000ff"/>
           <w:rFonts w:ascii="Charis SIL Regular" w:hAnsi="Charis SIL Regular" w:eastAsia="Charis SIL Regular"/>
           <w:b w:val="0"/>
           <w:i w:val="0"/>
@@ -1452,7 +1452,7 @@
       </w:r>
       <w:r>
         <w:rPr>
-          <w:u w:val="single" w:color="0066cc"/>
+          <w:u w:val="single" w:color="0000ff"/>
           <w:rFonts w:ascii="Charis SIL Regular" w:hAnsi="Charis SIL Regular" w:eastAsia="Charis SIL Regular"/>
           <w:b w:val="0"/>
           <w:i w:val="0"/>
@@ -1463,7 +1463,7 @@
       </w:r>
       <w:r>
         <w:rPr>
-          <w:u w:val="single" w:color="0066cc"/>
+          <w:u w:val="single" w:color="0000ff"/>
           <w:rFonts w:ascii="Charis SIL Regular" w:hAnsi="Charis SIL Regular" w:eastAsia="Charis SIL Regular"/>
           <w:b w:val="0"/>
           <w:i w:val="0"/>
@@ -1537,7 +1537,7 @@
           <w:rFonts w:ascii="Charis SIL Regular" w:hAnsi="Charis SIL Regular" w:eastAsia="Charis SIL Regular"/>
           <w:b w:val="0"/>
           <w:i w:val="0"/>
-          <w:color w:val="0066CC"/>
+          <w:color w:val="0000FF"/>
           <w:sz w:val="24"/>
           <w:u w:val="single"/>
         </w:rPr>
@@ -1595,7 +1595,7 @@
           <w:rFonts w:ascii="Charis SIL Regular" w:hAnsi="Charis SIL Regular" w:eastAsia="Charis SIL Regular"/>
           <w:b w:val="0"/>
           <w:i w:val="0"/>
-          <w:color w:val="0066CC"/>
+          <w:color w:val="0000FF"/>
           <w:sz w:val="24"/>
           <w:u w:val="single"/>
         </w:rPr>
@@ -1630,7 +1630,7 @@
       </w:r>
       <w:r>
         <w:rPr>
-          <w:u w:val="single" w:color="0066cc"/>
+          <w:u w:val="single" w:color="0000ff"/>
           <w:rFonts w:ascii="Charis SIL Regular" w:hAnsi="Charis SIL Regular" w:eastAsia="Charis SIL Regular"/>
           <w:b w:val="0"/>
           <w:i w:val="0"/>
@@ -1701,8 +1701,9 @@
           <w:rFonts w:ascii="Charis SIL Regular" w:hAnsi="Charis SIL Regular" w:eastAsia="Charis SIL Regular"/>
           <w:b w:val="0"/>
           <w:i w:val="0"/>
-          <w:color w:val="0066CC"/>
+          <w:color w:val="0000FF"/>
           <w:sz w:val="24"/>
+          <w:u w:val="single"/>
         </w:rPr>
         <w:t>Bronnen</w:t>
       </w:r>
@@ -1724,11 +1725,22 @@
           <w:rFonts w:ascii="Charis SIL Regular" w:hAnsi="Charis SIL Regular" w:eastAsia="Charis SIL Regular"/>
           <w:b w:val="0"/>
           <w:i w:val="0"/>
-          <w:color w:val="0066CC"/>
+          <w:color w:val="0000FF"/>
           <w:sz w:val="24"/>
           <w:u w:val="single"/>
         </w:rPr>
-        <w:t>Zendelingen en missionarissen in gekoloniseerde gebieden</w:t>
+        <w:t>Zendelin</w:t>
+      </w:r>
+      <w:r>
+        <w:rPr>
+          <w:rFonts w:ascii="Charis SIL Regular" w:hAnsi="Charis SIL Regular" w:eastAsia="Charis SIL Regular"/>
+          <w:b w:val="0"/>
+          <w:i w:val="0"/>
+          <w:color w:val="0000FF"/>
+          <w:sz w:val="24"/>
+          <w:u w:val="single"/>
+        </w:rPr>
+        <w:t>gen en missionarissen in gekoloniseerde gebieden</w:t>
       </w:r>
       <w:r>
         <w:rPr>
@@ -1745,7 +1757,7 @@
           <w:rFonts w:ascii="Charis SIL Regular" w:hAnsi="Charis SIL Regular" w:eastAsia="Charis SIL Regular"/>
           <w:b w:val="0"/>
           <w:i w:val="0"/>
-          <w:color w:val="0066CC"/>
+          <w:color w:val="0000FF"/>
           <w:sz w:val="24"/>
           <w:u w:val="single"/>
         </w:rPr>
@@ -1769,7 +1781,7 @@
           <w:rFonts w:ascii="Charis SIL Regular" w:hAnsi="Charis SIL Regular" w:eastAsia="Charis SIL Regular"/>
           <w:b w:val="0"/>
           <w:i w:val="0"/>
-          <w:color w:val="0066CC"/>
+          <w:color w:val="0000FF"/>
           <w:sz w:val="24"/>
           <w:u w:val="single"/>
         </w:rPr>
@@ -1793,7 +1805,7 @@
           <w:rFonts w:ascii="Charis SIL Regular" w:hAnsi="Charis SIL Regular" w:eastAsia="Charis SIL Regular"/>
           <w:b w:val="0"/>
           <w:i w:val="0"/>
-          <w:color w:val="0066CC"/>
+          <w:color w:val="0000FF"/>
           <w:sz w:val="24"/>
           <w:u w:val="single"/>
         </w:rPr>
@@ -1817,7 +1829,7 @@
           <w:rFonts w:ascii="Charis SIL Regular" w:hAnsi="Charis SIL Regular" w:eastAsia="Charis SIL Regular"/>
           <w:b w:val="0"/>
           <w:i w:val="0"/>
-          <w:color w:val="0066CC"/>
+          <w:color w:val="0000FF"/>
           <w:sz w:val="24"/>
           <w:u w:val="single"/>
         </w:rPr>
@@ -1841,7 +1853,7 @@
           <w:rFonts w:ascii="Charis SIL Regular" w:hAnsi="Charis SIL Regular" w:eastAsia="Charis SIL Regular"/>
           <w:b w:val="0"/>
           <w:i w:val="0"/>
-          <w:color w:val="0066CC"/>
+          <w:color w:val="0000FF"/>
           <w:sz w:val="24"/>
           <w:u w:val="single"/>
         </w:rPr>
@@ -1852,7 +1864,7 @@
           <w:rFonts w:ascii="Charis SIL Regular" w:hAnsi="Charis SIL Regular" w:eastAsia="Charis SIL Regular"/>
           <w:b w:val="0"/>
           <w:i w:val="0"/>
-          <w:color w:val="0066CC"/>
+          <w:color w:val="0000FF"/>
           <w:sz w:val="24"/>
           <w:u w:val="single"/>
         </w:rPr>
@@ -1876,7 +1888,7 @@
           <w:rFonts w:ascii="Charis SIL Regular" w:hAnsi="Charis SIL Regular" w:eastAsia="Charis SIL Regular"/>
           <w:b w:val="0"/>
           <w:i w:val="0"/>
-          <w:color w:val="0066CC"/>
+          <w:color w:val="0000FF"/>
           <w:sz w:val="24"/>
           <w:u w:val="single"/>
         </w:rPr>
@@ -1900,7 +1912,7 @@
           <w:rFonts w:ascii="Charis SIL Regular" w:hAnsi="Charis SIL Regular" w:eastAsia="Charis SIL Regular"/>
           <w:b w:val="0"/>
           <w:i w:val="0"/>
-          <w:color w:val="0066CC"/>
+          <w:color w:val="0000FF"/>
           <w:sz w:val="24"/>
           <w:u w:val="single"/>
         </w:rPr>
@@ -1924,7 +1936,7 @@
           <w:rFonts w:ascii="Charis SIL Regular" w:hAnsi="Charis SIL Regular" w:eastAsia="Charis SIL Regular"/>
           <w:b w:val="0"/>
           <w:i w:val="0"/>
-          <w:color w:val="0066CC"/>
+          <w:color w:val="0000FF"/>
           <w:sz w:val="24"/>
           <w:u w:val="single"/>
         </w:rPr>
@@ -1935,7 +1947,7 @@
           <w:rFonts w:ascii="Charis SIL Regular" w:hAnsi="Charis SIL Regular" w:eastAsia="Charis SIL Regular"/>
           <w:b w:val="0"/>
           <w:i w:val="0"/>
-          <w:color w:val="0066CC"/>
+          <w:color w:val="0000FF"/>
           <w:sz w:val="24"/>
           <w:u w:val="single"/>
         </w:rPr>
@@ -2056,7 +2068,7 @@
           <w:rFonts w:ascii="Charis SIL Regular" w:hAnsi="Charis SIL Regular" w:eastAsia="Charis SIL Regular"/>
           <w:b w:val="0"/>
           <w:i w:val="0"/>
-          <w:color w:val="0066CC"/>
+          <w:color w:val="0000FF"/>
           <w:sz w:val="24"/>
           <w:u w:val="single"/>
         </w:rPr>
@@ -2074,7 +2086,7 @@
           <w:rFonts w:ascii="Charis SIL Regular" w:hAnsi="Charis SIL Regular" w:eastAsia="Charis SIL Regular"/>
           <w:b w:val="0"/>
           <w:i w:val="0"/>
-          <w:color w:val="0066CC"/>
+          <w:color w:val="0000FF"/>
           <w:sz w:val="24"/>
           <w:u w:val="single"/>
         </w:rPr>
@@ -2202,7 +2214,7 @@
           <w:rFonts w:ascii="Charis SIL Regular" w:hAnsi="Charis SIL Regular" w:eastAsia="Charis SIL Regular"/>
           <w:b w:val="0"/>
           <w:i w:val="0"/>
-          <w:color w:val="0066CC"/>
+          <w:color w:val="0000FF"/>
           <w:sz w:val="24"/>
           <w:u w:val="single"/>
         </w:rPr>
@@ -2220,7 +2232,7 @@
           <w:rFonts w:ascii="Charis SIL Regular" w:hAnsi="Charis SIL Regular" w:eastAsia="Charis SIL Regular"/>
           <w:b w:val="0"/>
           <w:i w:val="0"/>
-          <w:color w:val="0066CC"/>
+          <w:color w:val="0000FF"/>
           <w:sz w:val="24"/>
           <w:u w:val="single"/>
         </w:rPr>
@@ -2238,7 +2250,7 @@
           <w:rFonts w:ascii="Charis SIL Regular" w:hAnsi="Charis SIL Regular" w:eastAsia="Charis SIL Regular"/>
           <w:b w:val="0"/>
           <w:i w:val="0"/>
-          <w:color w:val="0066CC"/>
+          <w:color w:val="0000FF"/>
           <w:sz w:val="24"/>
           <w:u w:val="single"/>
         </w:rPr>

--- a/EXPORTS/DOCX/published/niveau3/Dutch/WMBergEnDal.docx
+++ b/EXPORTS/DOCX/published/niveau3/Dutch/WMBergEnDal.docx
@@ -286,75 +286,13 @@
       </w:r>
       <w:r>
         <w:rPr>
-          <w:u w:val="single" w:color="0000ff"/>
           <w:rFonts w:ascii="Charis SIL Regular" w:hAnsi="Charis SIL Regular" w:eastAsia="Charis SIL Regular"/>
           <w:b w:val="0"/>
           <w:i w:val="0"/>
           <w:color w:val="000000"/>
           <w:sz w:val="24"/>
         </w:rPr>
-        <w:hyperlink r:id="rId9" w:history="1">
-          <w:r>
-            <w:rPr>
-              <w:rStyle w:val="Hyperlink"/>
-            </w:rPr>
-            <w:t>vlakbij Nijm</w:t>
-          </w:r>
-        </w:hyperlink>
-      </w:r>
-      <w:r>
-        <w:rPr>
-          <w:u w:val="single" w:color="0000ff"/>
-          <w:rFonts w:ascii="Charis SIL Regular" w:hAnsi="Charis SIL Regular" w:eastAsia="Charis SIL Regular"/>
-          <w:b w:val="0"/>
-          <w:i w:val="0"/>
-          <w:color w:val="000000"/>
-          <w:sz w:val="24"/>
-        </w:rPr>
-        <w:hyperlink r:id="rId9" w:history="1">
-          <w:r>
-            <w:rPr>
-              <w:rStyle w:val="Hyperlink"/>
-            </w:rPr>
-            <w:t>ege</w:t>
-          </w:r>
-        </w:hyperlink>
-      </w:r>
-      <w:r>
-        <w:rPr>
-          <w:u w:val="single" w:color="0000ff"/>
-          <w:rFonts w:ascii="Charis SIL Regular" w:hAnsi="Charis SIL Regular" w:eastAsia="Charis SIL Regular"/>
-          <w:b w:val="0"/>
-          <w:i w:val="0"/>
-          <w:color w:val="000000"/>
-          <w:sz w:val="24"/>
-        </w:rPr>
-        <w:hyperlink r:id="rId9" w:history="1">
-          <w:r>
-            <w:rPr>
-              <w:rStyle w:val="Hyperlink"/>
-            </w:rPr>
-            <w:t>n</w:t>
-          </w:r>
-        </w:hyperlink>
-      </w:r>
-      <w:r>
-        <w:rPr>
-          <w:u w:val="single" w:color="0000ff"/>
-          <w:rFonts w:ascii="Charis SIL Regular" w:hAnsi="Charis SIL Regular" w:eastAsia="Charis SIL Regular"/>
-          <w:b w:val="0"/>
-          <w:i w:val="0"/>
-          <w:color w:val="000000"/>
-          <w:sz w:val="24"/>
-        </w:rPr>
-        <w:hyperlink r:id="rId9" w:history="1">
-          <w:r>
-            <w:rPr>
-              <w:rStyle w:val="Hyperlink"/>
-            </w:rPr>
-            <w:t>. A</w:t>
-          </w:r>
-        </w:hyperlink>
+        <w:t>vlakbij Nijmegen. A</w:t>
       </w:r>
       <w:r>
         <w:rPr>

--- a/EXPORTS/DOCX/published/niveau3/Dutch/WMBergEnDal.docx
+++ b/EXPORTS/DOCX/published/niveau3/Dutch/WMBergEnDal.docx
@@ -286,13 +286,75 @@
       </w:r>
       <w:r>
         <w:rPr>
+          <w:u w:val="single" w:color="0000ff"/>
           <w:rFonts w:ascii="Charis SIL Regular" w:hAnsi="Charis SIL Regular" w:eastAsia="Charis SIL Regular"/>
           <w:b w:val="0"/>
           <w:i w:val="0"/>
           <w:color w:val="000000"/>
           <w:sz w:val="24"/>
         </w:rPr>
-        <w:t>vlakbij Nijmegen. A</w:t>
+        <w:hyperlink r:id="rId9" w:history="1">
+          <w:r>
+            <w:rPr>
+              <w:rStyle w:val="Hyperlink"/>
+            </w:rPr>
+            <w:t>vlakbij Nijm</w:t>
+          </w:r>
+        </w:hyperlink>
+      </w:r>
+      <w:r>
+        <w:rPr>
+          <w:u w:val="single" w:color="0000ff"/>
+          <w:rFonts w:ascii="Charis SIL Regular" w:hAnsi="Charis SIL Regular" w:eastAsia="Charis SIL Regular"/>
+          <w:b w:val="0"/>
+          <w:i w:val="0"/>
+          <w:color w:val="000000"/>
+          <w:sz w:val="24"/>
+        </w:rPr>
+        <w:hyperlink r:id="rId9" w:history="1">
+          <w:r>
+            <w:rPr>
+              <w:rStyle w:val="Hyperlink"/>
+            </w:rPr>
+            <w:t>ege</w:t>
+          </w:r>
+        </w:hyperlink>
+      </w:r>
+      <w:r>
+        <w:rPr>
+          <w:u w:val="single" w:color="0000ff"/>
+          <w:rFonts w:ascii="Charis SIL Regular" w:hAnsi="Charis SIL Regular" w:eastAsia="Charis SIL Regular"/>
+          <w:b w:val="0"/>
+          <w:i w:val="0"/>
+          <w:color w:val="000000"/>
+          <w:sz w:val="24"/>
+        </w:rPr>
+        <w:hyperlink r:id="rId9" w:history="1">
+          <w:r>
+            <w:rPr>
+              <w:rStyle w:val="Hyperlink"/>
+            </w:rPr>
+            <w:t>n</w:t>
+          </w:r>
+        </w:hyperlink>
+      </w:r>
+      <w:r>
+        <w:rPr>
+          <w:u w:val="single" w:color="0000ff"/>
+          <w:rFonts w:ascii="Charis SIL Regular" w:hAnsi="Charis SIL Regular" w:eastAsia="Charis SIL Regular"/>
+          <w:b w:val="0"/>
+          <w:i w:val="0"/>
+          <w:color w:val="000000"/>
+          <w:sz w:val="24"/>
+        </w:rPr>
+        <w:hyperlink r:id="rId9" w:history="1">
+          <w:r>
+            <w:rPr>
+              <w:rStyle w:val="Hyperlink"/>
+            </w:rPr>
+            <w:t>. A</w:t>
+          </w:r>
+        </w:hyperlink>
       </w:r>
       <w:r>
         <w:rPr>
@@ -733,7 +795,7 @@
           <w:sz w:val="24"/>
           <w:u w:val="single"/>
         </w:rPr>
-        <w:hyperlink r:id="rId10" w:history="1">
+        <w:hyperlink r:id="rId12" w:history="1">
           <w:r>
             <w:rPr>
               <w:rStyle w:val="Hyperlink"/>
@@ -751,7 +813,7 @@
           <w:sz w:val="24"/>
           <w:u w:val="single"/>
         </w:rPr>
-        <w:hyperlink r:id="rId10" w:history="1">
+        <w:hyperlink r:id="rId12" w:history="1">
           <w:r>
             <w:rPr>
               <w:rStyle w:val="Hyperlink"/>
@@ -769,7 +831,7 @@
           <w:sz w:val="24"/>
           <w:u w:val="single"/>
         </w:rPr>
-        <w:hyperlink r:id="rId10" w:history="1">
+        <w:hyperlink r:id="rId12" w:history="1">
           <w:r>
             <w:rPr>
               <w:rStyle w:val="Hyperlink"/>

--- a/EXPORTS/DOCX/published/niveau3/Dutch/WMBergEnDal.docx
+++ b/EXPORTS/DOCX/published/niveau3/Dutch/WMBergEnDal.docx
@@ -795,7 +795,7 @@
           <w:sz w:val="24"/>
           <w:u w:val="single"/>
         </w:rPr>
-        <w:hyperlink r:id="rId12" w:history="1">
+        <w:hyperlink r:id="rId10" w:history="1">
           <w:r>
             <w:rPr>
               <w:rStyle w:val="Hyperlink"/>
@@ -813,7 +813,7 @@
           <w:sz w:val="24"/>
           <w:u w:val="single"/>
         </w:rPr>
-        <w:hyperlink r:id="rId12" w:history="1">
+        <w:hyperlink r:id="rId10" w:history="1">
           <w:r>
             <w:rPr>
               <w:rStyle w:val="Hyperlink"/>
@@ -831,7 +831,7 @@
           <w:sz w:val="24"/>
           <w:u w:val="single"/>
         </w:rPr>
-        <w:hyperlink r:id="rId12" w:history="1">
+        <w:hyperlink r:id="rId10" w:history="1">
           <w:r>
             <w:rPr>
               <w:rStyle w:val="Hyperlink"/>

--- a/EXPORTS/DOCX/published/niveau3/Dutch/WMBergEnDal.docx
+++ b/EXPORTS/DOCX/published/niveau3/Dutch/WMBergEnDal.docx
@@ -795,7 +795,7 @@
           <w:sz w:val="24"/>
           <w:u w:val="single"/>
         </w:rPr>
-        <w:hyperlink r:id="rId10" w:history="1">
+        <w:hyperlink r:id="rId12" w:history="1">
           <w:r>
             <w:rPr>
               <w:rStyle w:val="Hyperlink"/>
@@ -813,7 +813,7 @@
           <w:sz w:val="24"/>
           <w:u w:val="single"/>
         </w:rPr>
-        <w:hyperlink r:id="rId10" w:history="1">
+        <w:hyperlink r:id="rId12" w:history="1">
           <w:r>
             <w:rPr>
               <w:rStyle w:val="Hyperlink"/>
@@ -831,30 +831,12 @@
           <w:sz w:val="24"/>
           <w:u w:val="single"/>
         </w:rPr>
-        <w:hyperlink r:id="rId10" w:history="1">
+        <w:hyperlink r:id="rId12" w:history="1">
           <w:r>
             <w:rPr>
               <w:rStyle w:val="Hyperlink"/>
             </w:rPr>
             <w:t>um</w:t>
-          </w:r>
-        </w:hyperlink>
-      </w:r>
-      <w:r>
-        <w:rPr>
-          <w:u w:val="single" w:color="0000ff"/>
-          <w:rFonts w:ascii="Charis SIL Regular" w:hAnsi="Charis SIL Regular" w:eastAsia="Charis SIL Regular"/>
-          <w:b w:val="0"/>
-          <w:i w:val="0"/>
-          <w:color w:val="000000"/>
-          <w:sz w:val="24"/>
-        </w:rPr>
-        <w:hyperlink r:id="rId10" w:history="1">
-          <w:r>
-            <w:rPr>
-              <w:rStyle w:val="Hyperlink"/>
-            </w:rPr>
-            <w:t xml:space="preserve"> in Rotter</w:t>
           </w:r>
         </w:hyperlink>
       </w:r>
@@ -866,7 +848,7 @@
           <w:color w:val="000000"/>
           <w:sz w:val="24"/>
         </w:rPr>
-        <w:t xml:space="preserve">dam in het </w:t>
+        <w:t xml:space="preserve"> in Rotterdam in het </w:t>
       </w:r>
       <w:r>
         <w:rPr>

--- a/EXPORTS/DOCX/published/niveau3/Dutch/WMBergEnDal.docx
+++ b/EXPORTS/DOCX/published/niveau3/Dutch/WMBergEnDal.docx
@@ -293,14 +293,7 @@
           <w:color w:val="000000"/>
           <w:sz w:val="24"/>
         </w:rPr>
-        <w:hyperlink r:id="rId9" w:history="1">
-          <w:r>
-            <w:rPr>
-              <w:rStyle w:val="Hyperlink"/>
-            </w:rPr>
-            <w:t>vlakbij Nijm</w:t>
-          </w:r>
-        </w:hyperlink>
+        <w:t>vlakbij Nijm</w:t>
       </w:r>
       <w:r>
         <w:rPr>
@@ -842,13 +835,31 @@
       </w:r>
       <w:r>
         <w:rPr>
+          <w:u w:val="single" w:color="0000ff"/>
           <w:rFonts w:ascii="Charis SIL Regular" w:hAnsi="Charis SIL Regular" w:eastAsia="Charis SIL Regular"/>
           <w:b w:val="0"/>
           <w:i w:val="0"/>
           <w:color w:val="000000"/>
           <w:sz w:val="24"/>
         </w:rPr>
-        <w:t xml:space="preserve"> in Rotterdam in het </w:t>
+        <w:hyperlink r:id="rId10" w:history="1">
+          <w:r>
+            <w:rPr>
+              <w:rStyle w:val="Hyperlink"/>
+            </w:rPr>
+            <w:t xml:space="preserve"> in Rotter</w:t>
+          </w:r>
+        </w:hyperlink>
+      </w:r>
+      <w:r>
+        <w:rPr>
+          <w:rFonts w:ascii="Charis SIL Regular" w:hAnsi="Charis SIL Regular" w:eastAsia="Charis SIL Regular"/>
+          <w:b w:val="0"/>
+          <w:i w:val="0"/>
+          <w:color w:val="000000"/>
+          <w:sz w:val="24"/>
+        </w:rPr>
+        <w:t xml:space="preserve">dam in het </w:t>
       </w:r>
       <w:r>
         <w:rPr>

--- a/EXPORTS/DOCX/published/niveau3/Dutch/WMBergEnDal.docx
+++ b/EXPORTS/DOCX/published/niveau3/Dutch/WMBergEnDal.docx
@@ -293,7 +293,14 @@
           <w:color w:val="000000"/>
           <w:sz w:val="24"/>
         </w:rPr>
-        <w:t>vlakbij Nijm</w:t>
+        <w:hyperlink r:id="rId9" w:history="1">
+          <w:r>
+            <w:rPr>
+              <w:rStyle w:val="Hyperlink"/>
+            </w:rPr>
+            <w:t>vlakbij Nijm</w:t>
+          </w:r>
+        </w:hyperlink>
       </w:r>
       <w:r>
         <w:rPr>
@@ -788,7 +795,7 @@
           <w:sz w:val="24"/>
           <w:u w:val="single"/>
         </w:rPr>
-        <w:hyperlink r:id="rId12" w:history="1">
+        <w:hyperlink r:id="rId10" w:history="1">
           <w:r>
             <w:rPr>
               <w:rStyle w:val="Hyperlink"/>
@@ -806,7 +813,7 @@
           <w:sz w:val="24"/>
           <w:u w:val="single"/>
         </w:rPr>
-        <w:hyperlink r:id="rId12" w:history="1">
+        <w:hyperlink r:id="rId10" w:history="1">
           <w:r>
             <w:rPr>
               <w:rStyle w:val="Hyperlink"/>
@@ -824,7 +831,7 @@
           <w:sz w:val="24"/>
           <w:u w:val="single"/>
         </w:rPr>
-        <w:hyperlink r:id="rId12" w:history="1">
+        <w:hyperlink r:id="rId10" w:history="1">
           <w:r>
             <w:rPr>
               <w:rStyle w:val="Hyperlink"/>

--- a/EXPORTS/DOCX/published/niveau3/Dutch/WMBergEnDal.docx
+++ b/EXPORTS/DOCX/published/niveau3/Dutch/WMBergEnDal.docx
@@ -795,7 +795,7 @@
           <w:sz w:val="24"/>
           <w:u w:val="single"/>
         </w:rPr>
-        <w:hyperlink r:id="rId10" w:history="1">
+        <w:hyperlink r:id="rId12" w:history="1">
           <w:r>
             <w:rPr>
               <w:rStyle w:val="Hyperlink"/>
@@ -813,7 +813,7 @@
           <w:sz w:val="24"/>
           <w:u w:val="single"/>
         </w:rPr>
-        <w:hyperlink r:id="rId10" w:history="1">
+        <w:hyperlink r:id="rId12" w:history="1">
           <w:r>
             <w:rPr>
               <w:rStyle w:val="Hyperlink"/>
@@ -831,7 +831,7 @@
           <w:sz w:val="24"/>
           <w:u w:val="single"/>
         </w:rPr>
-        <w:hyperlink r:id="rId10" w:history="1">
+        <w:hyperlink r:id="rId12" w:history="1">
           <w:r>
             <w:rPr>
               <w:rStyle w:val="Hyperlink"/>

--- a/EXPORTS/DOCX/published/niveau3/Dutch/WMBergEnDal.docx
+++ b/EXPORTS/DOCX/published/niveau3/Dutch/WMBergEnDal.docx
@@ -842,31 +842,13 @@
       </w:r>
       <w:r>
         <w:rPr>
-          <w:u w:val="single" w:color="0000ff"/>
           <w:rFonts w:ascii="Charis SIL Regular" w:hAnsi="Charis SIL Regular" w:eastAsia="Charis SIL Regular"/>
           <w:b w:val="0"/>
           <w:i w:val="0"/>
           <w:color w:val="000000"/>
           <w:sz w:val="24"/>
         </w:rPr>
-        <w:hyperlink r:id="rId10" w:history="1">
-          <w:r>
-            <w:rPr>
-              <w:rStyle w:val="Hyperlink"/>
-            </w:rPr>
-            <w:t xml:space="preserve"> in Rotter</w:t>
-          </w:r>
-        </w:hyperlink>
-      </w:r>
-      <w:r>
-        <w:rPr>
-          <w:rFonts w:ascii="Charis SIL Regular" w:hAnsi="Charis SIL Regular" w:eastAsia="Charis SIL Regular"/>
-          <w:b w:val="0"/>
-          <w:i w:val="0"/>
-          <w:color w:val="000000"/>
-          <w:sz w:val="24"/>
-        </w:rPr>
-        <w:t xml:space="preserve">dam in het </w:t>
+        <w:t xml:space="preserve"> in Rotterdam in het </w:t>
       </w:r>
       <w:r>
         <w:rPr>

--- a/EXPORTS/DOCX/published/niveau3/Dutch/WMBergEnDal.docx
+++ b/EXPORTS/DOCX/published/niveau3/Dutch/WMBergEnDal.docx
@@ -286,21 +286,13 @@
       </w:r>
       <w:r>
         <w:rPr>
-          <w:u w:val="single" w:color="0000ff"/>
           <w:rFonts w:ascii="Charis SIL Regular" w:hAnsi="Charis SIL Regular" w:eastAsia="Charis SIL Regular"/>
           <w:b w:val="0"/>
           <w:i w:val="0"/>
           <w:color w:val="000000"/>
           <w:sz w:val="24"/>
         </w:rPr>
-        <w:hyperlink r:id="rId9" w:history="1">
-          <w:r>
-            <w:rPr>
-              <w:rStyle w:val="Hyperlink"/>
-            </w:rPr>
-            <w:t>vlakbij Nijm</w:t>
-          </w:r>
-        </w:hyperlink>
+        <w:t>vlakbij Nijm</w:t>
       </w:r>
       <w:r>
         <w:rPr>
@@ -842,13 +834,31 @@
       </w:r>
       <w:r>
         <w:rPr>
+          <w:u w:val="single" w:color="0000ff"/>
           <w:rFonts w:ascii="Charis SIL Regular" w:hAnsi="Charis SIL Regular" w:eastAsia="Charis SIL Regular"/>
           <w:b w:val="0"/>
           <w:i w:val="0"/>
           <w:color w:val="000000"/>
           <w:sz w:val="24"/>
         </w:rPr>
-        <w:t xml:space="preserve"> in Rotterdam in het </w:t>
+        <w:hyperlink r:id="rId10" w:history="1">
+          <w:r>
+            <w:rPr>
+              <w:rStyle w:val="Hyperlink"/>
+            </w:rPr>
+            <w:t xml:space="preserve"> in Rotter</w:t>
+          </w:r>
+        </w:hyperlink>
+      </w:r>
+      <w:r>
+        <w:rPr>
+          <w:rFonts w:ascii="Charis SIL Regular" w:hAnsi="Charis SIL Regular" w:eastAsia="Charis SIL Regular"/>
+          <w:b w:val="0"/>
+          <w:i w:val="0"/>
+          <w:color w:val="000000"/>
+          <w:sz w:val="24"/>
+        </w:rPr>
+        <w:t xml:space="preserve">dam in het </w:t>
       </w:r>
       <w:r>
         <w:rPr>

--- a/EXPORTS/DOCX/published/niveau3/Dutch/WMBergEnDal.docx
+++ b/EXPORTS/DOCX/published/niveau3/Dutch/WMBergEnDal.docx
@@ -286,13 +286,21 @@
       </w:r>
       <w:r>
         <w:rPr>
+          <w:u w:val="single" w:color="0000ff"/>
           <w:rFonts w:ascii="Charis SIL Regular" w:hAnsi="Charis SIL Regular" w:eastAsia="Charis SIL Regular"/>
           <w:b w:val="0"/>
           <w:i w:val="0"/>
           <w:color w:val="000000"/>
           <w:sz w:val="24"/>
         </w:rPr>
-        <w:t>vlakbij Nijm</w:t>
+        <w:hyperlink r:id="rId9" w:history="1">
+          <w:r>
+            <w:rPr>
+              <w:rStyle w:val="Hyperlink"/>
+            </w:rPr>
+            <w:t>vlakbij Nijm</w:t>
+          </w:r>
+        </w:hyperlink>
       </w:r>
       <w:r>
         <w:rPr>
@@ -823,7 +831,7 @@
           <w:sz w:val="24"/>
           <w:u w:val="single"/>
         </w:rPr>
-        <w:hyperlink r:id="rId12" w:history="1">
+        <w:hyperlink r:id="rId10" w:history="1">
           <w:r>
             <w:rPr>
               <w:rStyle w:val="Hyperlink"/>

--- a/EXPORTS/DOCX/published/niveau3/Dutch/WMBergEnDal.docx
+++ b/EXPORTS/DOCX/published/niveau3/Dutch/WMBergEnDal.docx
@@ -286,75 +286,13 @@
       </w:r>
       <w:r>
         <w:rPr>
-          <w:u w:val="single" w:color="0000ff"/>
           <w:rFonts w:ascii="Charis SIL Regular" w:hAnsi="Charis SIL Regular" w:eastAsia="Charis SIL Regular"/>
           <w:b w:val="0"/>
           <w:i w:val="0"/>
           <w:color w:val="000000"/>
           <w:sz w:val="24"/>
         </w:rPr>
-        <w:hyperlink r:id="rId9" w:history="1">
-          <w:r>
-            <w:rPr>
-              <w:rStyle w:val="Hyperlink"/>
-            </w:rPr>
-            <w:t>vlakbij Nijm</w:t>
-          </w:r>
-        </w:hyperlink>
-      </w:r>
-      <w:r>
-        <w:rPr>
-          <w:u w:val="single" w:color="0000ff"/>
-          <w:rFonts w:ascii="Charis SIL Regular" w:hAnsi="Charis SIL Regular" w:eastAsia="Charis SIL Regular"/>
-          <w:b w:val="0"/>
-          <w:i w:val="0"/>
-          <w:color w:val="000000"/>
-          <w:sz w:val="24"/>
-        </w:rPr>
-        <w:hyperlink r:id="rId9" w:history="1">
-          <w:r>
-            <w:rPr>
-              <w:rStyle w:val="Hyperlink"/>
-            </w:rPr>
-            <w:t>ege</w:t>
-          </w:r>
-        </w:hyperlink>
-      </w:r>
-      <w:r>
-        <w:rPr>
-          <w:u w:val="single" w:color="0000ff"/>
-          <w:rFonts w:ascii="Charis SIL Regular" w:hAnsi="Charis SIL Regular" w:eastAsia="Charis SIL Regular"/>
-          <w:b w:val="0"/>
-          <w:i w:val="0"/>
-          <w:color w:val="000000"/>
-          <w:sz w:val="24"/>
-        </w:rPr>
-        <w:hyperlink r:id="rId9" w:history="1">
-          <w:r>
-            <w:rPr>
-              <w:rStyle w:val="Hyperlink"/>
-            </w:rPr>
-            <w:t>n</w:t>
-          </w:r>
-        </w:hyperlink>
-      </w:r>
-      <w:r>
-        <w:rPr>
-          <w:u w:val="single" w:color="0000ff"/>
-          <w:rFonts w:ascii="Charis SIL Regular" w:hAnsi="Charis SIL Regular" w:eastAsia="Charis SIL Regular"/>
-          <w:b w:val="0"/>
-          <w:i w:val="0"/>
-          <w:color w:val="000000"/>
-          <w:sz w:val="24"/>
-        </w:rPr>
-        <w:hyperlink r:id="rId9" w:history="1">
-          <w:r>
-            <w:rPr>
-              <w:rStyle w:val="Hyperlink"/>
-            </w:rPr>
-            <w:t>. A</w:t>
-          </w:r>
-        </w:hyperlink>
+        <w:t>vlakbij Nijmegen. A</w:t>
       </w:r>
       <w:r>
         <w:rPr>
@@ -795,7 +733,7 @@
           <w:sz w:val="24"/>
           <w:u w:val="single"/>
         </w:rPr>
-        <w:hyperlink r:id="rId12" w:history="1">
+        <w:hyperlink r:id="rId10" w:history="1">
           <w:r>
             <w:rPr>
               <w:rStyle w:val="Hyperlink"/>
@@ -813,7 +751,7 @@
           <w:sz w:val="24"/>
           <w:u w:val="single"/>
         </w:rPr>
-        <w:hyperlink r:id="rId12" w:history="1">
+        <w:hyperlink r:id="rId10" w:history="1">
           <w:r>
             <w:rPr>
               <w:rStyle w:val="Hyperlink"/>

--- a/EXPORTS/DOCX/published/niveau3/Dutch/WMBergEnDal.docx
+++ b/EXPORTS/DOCX/published/niveau3/Dutch/WMBergEnDal.docx
@@ -286,13 +286,75 @@
       </w:r>
       <w:r>
         <w:rPr>
+          <w:u w:val="single" w:color="0000ff"/>
           <w:rFonts w:ascii="Charis SIL Regular" w:hAnsi="Charis SIL Regular" w:eastAsia="Charis SIL Regular"/>
           <w:b w:val="0"/>
           <w:i w:val="0"/>
           <w:color w:val="000000"/>
           <w:sz w:val="24"/>
         </w:rPr>
-        <w:t>vlakbij Nijmegen. A</w:t>
+        <w:hyperlink r:id="rId9" w:history="1">
+          <w:r>
+            <w:rPr>
+              <w:rStyle w:val="Hyperlink"/>
+            </w:rPr>
+            <w:t>vlakbij Nijm</w:t>
+          </w:r>
+        </w:hyperlink>
+      </w:r>
+      <w:r>
+        <w:rPr>
+          <w:u w:val="single" w:color="0000ff"/>
+          <w:rFonts w:ascii="Charis SIL Regular" w:hAnsi="Charis SIL Regular" w:eastAsia="Charis SIL Regular"/>
+          <w:b w:val="0"/>
+          <w:i w:val="0"/>
+          <w:color w:val="000000"/>
+          <w:sz w:val="24"/>
+        </w:rPr>
+        <w:hyperlink r:id="rId9" w:history="1">
+          <w:r>
+            <w:rPr>
+              <w:rStyle w:val="Hyperlink"/>
+            </w:rPr>
+            <w:t>ege</w:t>
+          </w:r>
+        </w:hyperlink>
+      </w:r>
+      <w:r>
+        <w:rPr>
+          <w:u w:val="single" w:color="0000ff"/>
+          <w:rFonts w:ascii="Charis SIL Regular" w:hAnsi="Charis SIL Regular" w:eastAsia="Charis SIL Regular"/>
+          <w:b w:val="0"/>
+          <w:i w:val="0"/>
+          <w:color w:val="000000"/>
+          <w:sz w:val="24"/>
+        </w:rPr>
+        <w:hyperlink r:id="rId9" w:history="1">
+          <w:r>
+            <w:rPr>
+              <w:rStyle w:val="Hyperlink"/>
+            </w:rPr>
+            <w:t>n</w:t>
+          </w:r>
+        </w:hyperlink>
+      </w:r>
+      <w:r>
+        <w:rPr>
+          <w:u w:val="single" w:color="0000ff"/>
+          <w:rFonts w:ascii="Charis SIL Regular" w:hAnsi="Charis SIL Regular" w:eastAsia="Charis SIL Regular"/>
+          <w:b w:val="0"/>
+          <w:i w:val="0"/>
+          <w:color w:val="000000"/>
+          <w:sz w:val="24"/>
+        </w:rPr>
+        <w:hyperlink r:id="rId9" w:history="1">
+          <w:r>
+            <w:rPr>
+              <w:rStyle w:val="Hyperlink"/>
+            </w:rPr>
+            <w:t>. A</w:t>
+          </w:r>
+        </w:hyperlink>
       </w:r>
       <w:r>
         <w:rPr>

--- a/EXPORTS/DOCX/published/niveau3/Dutch/WMBergEnDal.docx
+++ b/EXPORTS/DOCX/published/niveau3/Dutch/WMBergEnDal.docx
@@ -795,7 +795,7 @@
           <w:sz w:val="24"/>
           <w:u w:val="single"/>
         </w:rPr>
-        <w:hyperlink r:id="rId10" w:history="1">
+        <w:hyperlink r:id="rId12" w:history="1">
           <w:r>
             <w:rPr>
               <w:rStyle w:val="Hyperlink"/>
@@ -813,7 +813,7 @@
           <w:sz w:val="24"/>
           <w:u w:val="single"/>
         </w:rPr>
-        <w:hyperlink r:id="rId10" w:history="1">
+        <w:hyperlink r:id="rId12" w:history="1">
           <w:r>
             <w:rPr>
               <w:rStyle w:val="Hyperlink"/>

--- a/EXPORTS/DOCX/published/niveau3/Dutch/WMBergEnDal.docx
+++ b/EXPORTS/DOCX/published/niveau3/Dutch/WMBergEnDal.docx
@@ -795,7 +795,7 @@
           <w:sz w:val="24"/>
           <w:u w:val="single"/>
         </w:rPr>
-        <w:hyperlink r:id="rId12" w:history="1">
+        <w:hyperlink r:id="rId10" w:history="1">
           <w:r>
             <w:rPr>
               <w:rStyle w:val="Hyperlink"/>
@@ -813,7 +813,7 @@
           <w:sz w:val="24"/>
           <w:u w:val="single"/>
         </w:rPr>
-        <w:hyperlink r:id="rId12" w:history="1">
+        <w:hyperlink r:id="rId10" w:history="1">
           <w:r>
             <w:rPr>
               <w:rStyle w:val="Hyperlink"/>

--- a/EXPORTS/DOCX/published/niveau3/Dutch/WMBergEnDal.docx
+++ b/EXPORTS/DOCX/published/niveau3/Dutch/WMBergEnDal.docx
@@ -286,21 +286,13 @@
       </w:r>
       <w:r>
         <w:rPr>
-          <w:u w:val="single" w:color="0000ff"/>
           <w:rFonts w:ascii="Charis SIL Regular" w:hAnsi="Charis SIL Regular" w:eastAsia="Charis SIL Regular"/>
           <w:b w:val="0"/>
           <w:i w:val="0"/>
           <w:color w:val="000000"/>
           <w:sz w:val="24"/>
         </w:rPr>
-        <w:hyperlink r:id="rId9" w:history="1">
-          <w:r>
-            <w:rPr>
-              <w:rStyle w:val="Hyperlink"/>
-            </w:rPr>
-            <w:t>vlakbij Nijm</w:t>
-          </w:r>
-        </w:hyperlink>
+        <w:t>vlakbij Nijm</w:t>
       </w:r>
       <w:r>
         <w:rPr>
@@ -795,7 +787,7 @@
           <w:sz w:val="24"/>
           <w:u w:val="single"/>
         </w:rPr>
-        <w:hyperlink r:id="rId10" w:history="1">
+        <w:hyperlink r:id="rId12" w:history="1">
           <w:r>
             <w:rPr>
               <w:rStyle w:val="Hyperlink"/>
@@ -813,7 +805,7 @@
           <w:sz w:val="24"/>
           <w:u w:val="single"/>
         </w:rPr>
-        <w:hyperlink r:id="rId10" w:history="1">
+        <w:hyperlink r:id="rId12" w:history="1">
           <w:r>
             <w:rPr>
               <w:rStyle w:val="Hyperlink"/>
@@ -831,7 +823,7 @@
           <w:sz w:val="24"/>
           <w:u w:val="single"/>
         </w:rPr>
-        <w:hyperlink r:id="rId10" w:history="1">
+        <w:hyperlink r:id="rId12" w:history="1">
           <w:r>
             <w:rPr>
               <w:rStyle w:val="Hyperlink"/>

--- a/EXPORTS/DOCX/published/niveau3/Dutch/WMBergEnDal.docx
+++ b/EXPORTS/DOCX/published/niveau3/Dutch/WMBergEnDal.docx
@@ -286,13 +286,21 @@
       </w:r>
       <w:r>
         <w:rPr>
+          <w:u w:val="single" w:color="0000ff"/>
           <w:rFonts w:ascii="Charis SIL Regular" w:hAnsi="Charis SIL Regular" w:eastAsia="Charis SIL Regular"/>
           <w:b w:val="0"/>
           <w:i w:val="0"/>
           <w:color w:val="000000"/>
           <w:sz w:val="24"/>
         </w:rPr>
-        <w:t>vlakbij Nijm</w:t>
+        <w:hyperlink r:id="rId9" w:history="1">
+          <w:r>
+            <w:rPr>
+              <w:rStyle w:val="Hyperlink"/>
+            </w:rPr>
+            <w:t>vlakbij Nijm</w:t>
+          </w:r>
+        </w:hyperlink>
       </w:r>
       <w:r>
         <w:rPr>

--- a/EXPORTS/DOCX/published/niveau3/Dutch/WMBergEnDal.docx
+++ b/EXPORTS/DOCX/published/niveau3/Dutch/WMBergEnDal.docx
@@ -813,7 +813,7 @@
           <w:sz w:val="24"/>
           <w:u w:val="single"/>
         </w:rPr>
-        <w:hyperlink r:id="rId12" w:history="1">
+        <w:hyperlink r:id="rId10" w:history="1">
           <w:r>
             <w:rPr>
               <w:rStyle w:val="Hyperlink"/>

--- a/EXPORTS/DOCX/published/niveau3/Dutch/WMBergEnDal.docx
+++ b/EXPORTS/DOCX/published/niveau3/Dutch/WMBergEnDal.docx
@@ -813,7 +813,7 @@
           <w:sz w:val="24"/>
           <w:u w:val="single"/>
         </w:rPr>
-        <w:hyperlink r:id="rId10" w:history="1">
+        <w:hyperlink r:id="rId12" w:history="1">
           <w:r>
             <w:rPr>
               <w:rStyle w:val="Hyperlink"/>
@@ -831,30 +831,12 @@
           <w:sz w:val="24"/>
           <w:u w:val="single"/>
         </w:rPr>
-        <w:hyperlink r:id="rId10" w:history="1">
+        <w:hyperlink r:id="rId12" w:history="1">
           <w:r>
             <w:rPr>
               <w:rStyle w:val="Hyperlink"/>
             </w:rPr>
             <w:t>um</w:t>
-          </w:r>
-        </w:hyperlink>
-      </w:r>
-      <w:r>
-        <w:rPr>
-          <w:u w:val="single" w:color="0000ff"/>
-          <w:rFonts w:ascii="Charis SIL Regular" w:hAnsi="Charis SIL Regular" w:eastAsia="Charis SIL Regular"/>
-          <w:b w:val="0"/>
-          <w:i w:val="0"/>
-          <w:color w:val="000000"/>
-          <w:sz w:val="24"/>
-        </w:rPr>
-        <w:hyperlink r:id="rId10" w:history="1">
-          <w:r>
-            <w:rPr>
-              <w:rStyle w:val="Hyperlink"/>
-            </w:rPr>
-            <w:t xml:space="preserve"> in Rotter</w:t>
           </w:r>
         </w:hyperlink>
       </w:r>
@@ -866,7 +848,7 @@
           <w:color w:val="000000"/>
           <w:sz w:val="24"/>
         </w:rPr>
-        <w:t xml:space="preserve">dam in het </w:t>
+        <w:t xml:space="preserve"> in Rotterdam in het </w:t>
       </w:r>
       <w:r>
         <w:rPr>

--- a/EXPORTS/DOCX/published/niveau3/Dutch/WMBergEnDal.docx
+++ b/EXPORTS/DOCX/published/niveau3/Dutch/WMBergEnDal.docx
@@ -286,75 +286,13 @@
       </w:r>
       <w:r>
         <w:rPr>
-          <w:u w:val="single" w:color="0000ff"/>
           <w:rFonts w:ascii="Charis SIL Regular" w:hAnsi="Charis SIL Regular" w:eastAsia="Charis SIL Regular"/>
           <w:b w:val="0"/>
           <w:i w:val="0"/>
           <w:color w:val="000000"/>
           <w:sz w:val="24"/>
         </w:rPr>
-        <w:hyperlink r:id="rId9" w:history="1">
-          <w:r>
-            <w:rPr>
-              <w:rStyle w:val="Hyperlink"/>
-            </w:rPr>
-            <w:t>vlakbij Nijm</w:t>
-          </w:r>
-        </w:hyperlink>
-      </w:r>
-      <w:r>
-        <w:rPr>
-          <w:u w:val="single" w:color="0000ff"/>
-          <w:rFonts w:ascii="Charis SIL Regular" w:hAnsi="Charis SIL Regular" w:eastAsia="Charis SIL Regular"/>
-          <w:b w:val="0"/>
-          <w:i w:val="0"/>
-          <w:color w:val="000000"/>
-          <w:sz w:val="24"/>
-        </w:rPr>
-        <w:hyperlink r:id="rId9" w:history="1">
-          <w:r>
-            <w:rPr>
-              <w:rStyle w:val="Hyperlink"/>
-            </w:rPr>
-            <w:t>ege</w:t>
-          </w:r>
-        </w:hyperlink>
-      </w:r>
-      <w:r>
-        <w:rPr>
-          <w:u w:val="single" w:color="0000ff"/>
-          <w:rFonts w:ascii="Charis SIL Regular" w:hAnsi="Charis SIL Regular" w:eastAsia="Charis SIL Regular"/>
-          <w:b w:val="0"/>
-          <w:i w:val="0"/>
-          <w:color w:val="000000"/>
-          <w:sz w:val="24"/>
-        </w:rPr>
-        <w:hyperlink r:id="rId9" w:history="1">
-          <w:r>
-            <w:rPr>
-              <w:rStyle w:val="Hyperlink"/>
-            </w:rPr>
-            <w:t>n</w:t>
-          </w:r>
-        </w:hyperlink>
-      </w:r>
-      <w:r>
-        <w:rPr>
-          <w:u w:val="single" w:color="0000ff"/>
-          <w:rFonts w:ascii="Charis SIL Regular" w:hAnsi="Charis SIL Regular" w:eastAsia="Charis SIL Regular"/>
-          <w:b w:val="0"/>
-          <w:i w:val="0"/>
-          <w:color w:val="000000"/>
-          <w:sz w:val="24"/>
-        </w:rPr>
-        <w:hyperlink r:id="rId9" w:history="1">
-          <w:r>
-            <w:rPr>
-              <w:rStyle w:val="Hyperlink"/>
-            </w:rPr>
-            <w:t>. A</w:t>
-          </w:r>
-        </w:hyperlink>
+        <w:t>vlakbij Nijmegen. A</w:t>
       </w:r>
       <w:r>
         <w:rPr>
@@ -777,14 +715,7 @@
           <w:sz w:val="24"/>
           <w:u w:val="single"/>
         </w:rPr>
-        <w:hyperlink r:id="rId12" w:history="1">
-          <w:r>
-            <w:rPr>
-              <w:rStyle w:val="Hyperlink"/>
-            </w:rPr>
-            <w:t>We</w:t>
-          </w:r>
-        </w:hyperlink>
+        <w:t>We</w:t>
       </w:r>
       <w:r>
         <w:rPr>
@@ -795,7 +726,7 @@
           <w:sz w:val="24"/>
           <w:u w:val="single"/>
         </w:rPr>
-        <w:hyperlink r:id="rId12" w:history="1">
+        <w:hyperlink r:id="rId10" w:history="1">
           <w:r>
             <w:rPr>
               <w:rStyle w:val="Hyperlink"/>
@@ -813,7 +744,7 @@
           <w:sz w:val="24"/>
           <w:u w:val="single"/>
         </w:rPr>
-        <w:hyperlink r:id="rId12" w:history="1">
+        <w:hyperlink r:id="rId10" w:history="1">
           <w:r>
             <w:rPr>
               <w:rStyle w:val="Hyperlink"/>
@@ -831,12 +762,30 @@
           <w:sz w:val="24"/>
           <w:u w:val="single"/>
         </w:rPr>
-        <w:hyperlink r:id="rId12" w:history="1">
+        <w:hyperlink r:id="rId10" w:history="1">
           <w:r>
             <w:rPr>
               <w:rStyle w:val="Hyperlink"/>
             </w:rPr>
             <w:t>um</w:t>
+          </w:r>
+        </w:hyperlink>
+      </w:r>
+      <w:r>
+        <w:rPr>
+          <w:u w:val="single" w:color="0000ff"/>
+          <w:rFonts w:ascii="Charis SIL Regular" w:hAnsi="Charis SIL Regular" w:eastAsia="Charis SIL Regular"/>
+          <w:b w:val="0"/>
+          <w:i w:val="0"/>
+          <w:color w:val="000000"/>
+          <w:sz w:val="24"/>
+        </w:rPr>
+        <w:hyperlink r:id="rId10" w:history="1">
+          <w:r>
+            <w:rPr>
+              <w:rStyle w:val="Hyperlink"/>
+            </w:rPr>
+            <w:t xml:space="preserve"> in Rotter</w:t>
           </w:r>
         </w:hyperlink>
       </w:r>
@@ -848,7 +797,7 @@
           <w:color w:val="000000"/>
           <w:sz w:val="24"/>
         </w:rPr>
-        <w:t xml:space="preserve"> in Rotterdam in het </w:t>
+        <w:t xml:space="preserve">dam in het </w:t>
       </w:r>
       <w:r>
         <w:rPr>
@@ -859,14 +808,7 @@
           <w:color w:val="000000"/>
           <w:sz w:val="24"/>
         </w:rPr>
-        <w:hyperlink r:id="rId11" w:history="1">
-          <w:r>
-            <w:rPr>
-              <w:rStyle w:val="Hyperlink"/>
-            </w:rPr>
-            <w:t>Nat</w:t>
-          </w:r>
-        </w:hyperlink>
+        <w:t>Nat</w:t>
       </w:r>
       <w:r>
         <w:rPr>

--- a/EXPORTS/DOCX/published/niveau3/Dutch/WMBergEnDal.docx
+++ b/EXPORTS/DOCX/published/niveau3/Dutch/WMBergEnDal.docx
@@ -286,13 +286,21 @@
       </w:r>
       <w:r>
         <w:rPr>
+          <w:u w:val="single" w:color="0000ff"/>
           <w:rFonts w:ascii="Charis SIL Regular" w:hAnsi="Charis SIL Regular" w:eastAsia="Charis SIL Regular"/>
           <w:b w:val="0"/>
           <w:i w:val="0"/>
           <w:color w:val="000000"/>
           <w:sz w:val="24"/>
         </w:rPr>
-        <w:t>vlakbij Nijm</w:t>
+        <w:hyperlink r:id="rId9" w:history="1">
+          <w:r>
+            <w:rPr>
+              <w:rStyle w:val="Hyperlink"/>
+            </w:rPr>
+            <w:t>vlakbij Nijm</w:t>
+          </w:r>
+        </w:hyperlink>
       </w:r>
       <w:r>
         <w:rPr>
@@ -805,7 +813,7 @@
           <w:sz w:val="24"/>
           <w:u w:val="single"/>
         </w:rPr>
-        <w:hyperlink r:id="rId12" w:history="1">
+        <w:hyperlink r:id="rId10" w:history="1">
           <w:r>
             <w:rPr>
               <w:rStyle w:val="Hyperlink"/>
@@ -823,7 +831,7 @@
           <w:sz w:val="24"/>
           <w:u w:val="single"/>
         </w:rPr>
-        <w:hyperlink r:id="rId12" w:history="1">
+        <w:hyperlink r:id="rId10" w:history="1">
           <w:r>
             <w:rPr>
               <w:rStyle w:val="Hyperlink"/>

--- a/EXPORTS/DOCX/published/niveau3/Dutch/WMBergEnDal.docx
+++ b/EXPORTS/DOCX/published/niveau3/Dutch/WMBergEnDal.docx
@@ -813,7 +813,7 @@
           <w:sz w:val="24"/>
           <w:u w:val="single"/>
         </w:rPr>
-        <w:hyperlink r:id="rId10" w:history="1">
+        <w:hyperlink r:id="rId12" w:history="1">
           <w:r>
             <w:rPr>
               <w:rStyle w:val="Hyperlink"/>
@@ -831,7 +831,7 @@
           <w:sz w:val="24"/>
           <w:u w:val="single"/>
         </w:rPr>
-        <w:hyperlink r:id="rId10" w:history="1">
+        <w:hyperlink r:id="rId12" w:history="1">
           <w:r>
             <w:rPr>
               <w:rStyle w:val="Hyperlink"/>

--- a/EXPORTS/DOCX/published/niveau3/Dutch/WMBergEnDal.docx
+++ b/EXPORTS/DOCX/published/niveau3/Dutch/WMBergEnDal.docx
@@ -286,13 +286,21 @@
       </w:r>
       <w:r>
         <w:rPr>
+          <w:u w:val="single" w:color="0000ff"/>
           <w:rFonts w:ascii="Charis SIL Regular" w:hAnsi="Charis SIL Regular" w:eastAsia="Charis SIL Regular"/>
           <w:b w:val="0"/>
           <w:i w:val="0"/>
           <w:color w:val="000000"/>
           <w:sz w:val="24"/>
         </w:rPr>
-        <w:t>vlakbij Nijm</w:t>
+        <w:hyperlink r:id="rId9" w:history="1">
+          <w:r>
+            <w:rPr>
+              <w:rStyle w:val="Hyperlink"/>
+            </w:rPr>
+            <w:t>vlakbij Nijm</w:t>
+          </w:r>
+        </w:hyperlink>
       </w:r>
       <w:r>
         <w:rPr>
@@ -787,7 +795,7 @@
           <w:sz w:val="24"/>
           <w:u w:val="single"/>
         </w:rPr>
-        <w:hyperlink r:id="rId12" w:history="1">
+        <w:hyperlink r:id="rId10" w:history="1">
           <w:r>
             <w:rPr>
               <w:rStyle w:val="Hyperlink"/>
@@ -805,7 +813,7 @@
           <w:sz w:val="24"/>
           <w:u w:val="single"/>
         </w:rPr>
-        <w:hyperlink r:id="rId12" w:history="1">
+        <w:hyperlink r:id="rId10" w:history="1">
           <w:r>
             <w:rPr>
               <w:rStyle w:val="Hyperlink"/>
@@ -823,7 +831,7 @@
           <w:sz w:val="24"/>
           <w:u w:val="single"/>
         </w:rPr>
-        <w:hyperlink r:id="rId12" w:history="1">
+        <w:hyperlink r:id="rId10" w:history="1">
           <w:r>
             <w:rPr>
               <w:rStyle w:val="Hyperlink"/>

--- a/EXPORTS/DOCX/published/niveau3/Dutch/WMBergEnDal.docx
+++ b/EXPORTS/DOCX/published/niveau3/Dutch/WMBergEnDal.docx
@@ -293,68 +293,7 @@
           <w:color w:val="000000"/>
           <w:sz w:val="24"/>
         </w:rPr>
-        <w:hyperlink r:id="rId9" w:history="1">
-          <w:r>
-            <w:rPr>
-              <w:rStyle w:val="Hyperlink"/>
-            </w:rPr>
-            <w:t>vlakbij Nijm</w:t>
-          </w:r>
-        </w:hyperlink>
-      </w:r>
-      <w:r>
-        <w:rPr>
-          <w:u w:val="single" w:color="0000ff"/>
-          <w:rFonts w:ascii="Charis SIL Regular" w:hAnsi="Charis SIL Regular" w:eastAsia="Charis SIL Regular"/>
-          <w:b w:val="0"/>
-          <w:i w:val="0"/>
-          <w:color w:val="000000"/>
-          <w:sz w:val="24"/>
-        </w:rPr>
-        <w:hyperlink r:id="rId9" w:history="1">
-          <w:r>
-            <w:rPr>
-              <w:rStyle w:val="Hyperlink"/>
-            </w:rPr>
-            <w:t>ege</w:t>
-          </w:r>
-        </w:hyperlink>
-      </w:r>
-      <w:r>
-        <w:rPr>
-          <w:u w:val="single" w:color="0000ff"/>
-          <w:rFonts w:ascii="Charis SIL Regular" w:hAnsi="Charis SIL Regular" w:eastAsia="Charis SIL Regular"/>
-          <w:b w:val="0"/>
-          <w:i w:val="0"/>
-          <w:color w:val="000000"/>
-          <w:sz w:val="24"/>
-        </w:rPr>
-        <w:hyperlink r:id="rId9" w:history="1">
-          <w:r>
-            <w:rPr>
-              <w:rStyle w:val="Hyperlink"/>
-            </w:rPr>
-            <w:t>n</w:t>
-          </w:r>
-        </w:hyperlink>
-      </w:r>
-      <w:r>
-        <w:rPr>
-          <w:u w:val="single" w:color="0000ff"/>
-          <w:rFonts w:ascii="Charis SIL Regular" w:hAnsi="Charis SIL Regular" w:eastAsia="Charis SIL Regular"/>
-          <w:b w:val="0"/>
-          <w:i w:val="0"/>
-          <w:color w:val="000000"/>
-          <w:sz w:val="24"/>
-        </w:rPr>
-        <w:hyperlink r:id="rId9" w:history="1">
-          <w:r>
-            <w:rPr>
-              <w:rStyle w:val="Hyperlink"/>
-            </w:rPr>
-            <w:t>. A</w:t>
-          </w:r>
-        </w:hyperlink>
+        <w:t>vlakbij Nijmegen. A</w:t>
       </w:r>
       <w:r>
         <w:rPr>

--- a/EXPORTS/DOCX/published/niveau3/Dutch/WMBergEnDal.docx
+++ b/EXPORTS/DOCX/published/niveau3/Dutch/WMBergEnDal.docx
@@ -293,7 +293,68 @@
           <w:color w:val="000000"/>
           <w:sz w:val="24"/>
         </w:rPr>
-        <w:t>vlakbij Nijmegen. A</w:t>
+        <w:hyperlink r:id="rId9" w:history="1">
+          <w:r>
+            <w:rPr>
+              <w:rStyle w:val="Hyperlink"/>
+            </w:rPr>
+            <w:t>vlakbij Nijm</w:t>
+          </w:r>
+        </w:hyperlink>
+      </w:r>
+      <w:r>
+        <w:rPr>
+          <w:u w:val="single" w:color="0000ff"/>
+          <w:rFonts w:ascii="Charis SIL Regular" w:hAnsi="Charis SIL Regular" w:eastAsia="Charis SIL Regular"/>
+          <w:b w:val="0"/>
+          <w:i w:val="0"/>
+          <w:color w:val="000000"/>
+          <w:sz w:val="24"/>
+        </w:rPr>
+        <w:hyperlink r:id="rId9" w:history="1">
+          <w:r>
+            <w:rPr>
+              <w:rStyle w:val="Hyperlink"/>
+            </w:rPr>
+            <w:t>ege</w:t>
+          </w:r>
+        </w:hyperlink>
+      </w:r>
+      <w:r>
+        <w:rPr>
+          <w:u w:val="single" w:color="0000ff"/>
+          <w:rFonts w:ascii="Charis SIL Regular" w:hAnsi="Charis SIL Regular" w:eastAsia="Charis SIL Regular"/>
+          <w:b w:val="0"/>
+          <w:i w:val="0"/>
+          <w:color w:val="000000"/>
+          <w:sz w:val="24"/>
+        </w:rPr>
+        <w:hyperlink r:id="rId9" w:history="1">
+          <w:r>
+            <w:rPr>
+              <w:rStyle w:val="Hyperlink"/>
+            </w:rPr>
+            <w:t>n</w:t>
+          </w:r>
+        </w:hyperlink>
+      </w:r>
+      <w:r>
+        <w:rPr>
+          <w:u w:val="single" w:color="0000ff"/>
+          <w:rFonts w:ascii="Charis SIL Regular" w:hAnsi="Charis SIL Regular" w:eastAsia="Charis SIL Regular"/>
+          <w:b w:val="0"/>
+          <w:i w:val="0"/>
+          <w:color w:val="000000"/>
+          <w:sz w:val="24"/>
+        </w:rPr>
+        <w:hyperlink r:id="rId9" w:history="1">
+          <w:r>
+            <w:rPr>
+              <w:rStyle w:val="Hyperlink"/>
+            </w:rPr>
+            <w:t>. A</w:t>
+          </w:r>
+        </w:hyperlink>
       </w:r>
       <w:r>
         <w:rPr>

--- a/EXPORTS/DOCX/published/niveau3/Dutch/WMBergEnDal.docx
+++ b/EXPORTS/DOCX/published/niveau3/Dutch/WMBergEnDal.docx
@@ -795,7 +795,7 @@
           <w:sz w:val="24"/>
           <w:u w:val="single"/>
         </w:rPr>
-        <w:hyperlink r:id="rId10" w:history="1">
+        <w:hyperlink r:id="rId12" w:history="1">
           <w:r>
             <w:rPr>
               <w:rStyle w:val="Hyperlink"/>

--- a/EXPORTS/DOCX/published/niveau3/Dutch/WMBergEnDal.docx
+++ b/EXPORTS/DOCX/published/niveau3/Dutch/WMBergEnDal.docx
@@ -286,21 +286,13 @@
       </w:r>
       <w:r>
         <w:rPr>
-          <w:u w:val="single" w:color="0000ff"/>
           <w:rFonts w:ascii="Charis SIL Regular" w:hAnsi="Charis SIL Regular" w:eastAsia="Charis SIL Regular"/>
           <w:b w:val="0"/>
           <w:i w:val="0"/>
           <w:color w:val="000000"/>
           <w:sz w:val="24"/>
         </w:rPr>
-        <w:hyperlink r:id="rId9" w:history="1">
-          <w:r>
-            <w:rPr>
-              <w:rStyle w:val="Hyperlink"/>
-            </w:rPr>
-            <w:t>vlakbij Nijm</w:t>
-          </w:r>
-        </w:hyperlink>
+        <w:t>vlakbij Nijm</w:t>
       </w:r>
       <w:r>
         <w:rPr>
@@ -813,7 +805,7 @@
           <w:sz w:val="24"/>
           <w:u w:val="single"/>
         </w:rPr>
-        <w:hyperlink r:id="rId10" w:history="1">
+        <w:hyperlink r:id="rId12" w:history="1">
           <w:r>
             <w:rPr>
               <w:rStyle w:val="Hyperlink"/>
@@ -831,7 +823,7 @@
           <w:sz w:val="24"/>
           <w:u w:val="single"/>
         </w:rPr>
-        <w:hyperlink r:id="rId10" w:history="1">
+        <w:hyperlink r:id="rId12" w:history="1">
           <w:r>
             <w:rPr>
               <w:rStyle w:val="Hyperlink"/>

--- a/EXPORTS/DOCX/published/niveau3/Dutch/WMBergEnDal.docx
+++ b/EXPORTS/DOCX/published/niveau3/Dutch/WMBergEnDal.docx
@@ -286,21 +286,13 @@
       </w:r>
       <w:r>
         <w:rPr>
-          <w:u w:val="single" w:color="0000ff"/>
           <w:rFonts w:ascii="Charis SIL Regular" w:hAnsi="Charis SIL Regular" w:eastAsia="Charis SIL Regular"/>
           <w:b w:val="0"/>
           <w:i w:val="0"/>
           <w:color w:val="000000"/>
           <w:sz w:val="24"/>
         </w:rPr>
-        <w:hyperlink r:id="rId9" w:history="1">
-          <w:r>
-            <w:rPr>
-              <w:rStyle w:val="Hyperlink"/>
-            </w:rPr>
-            <w:t>vlakbij Nijm</w:t>
-          </w:r>
-        </w:hyperlink>
+        <w:t>vlakbij Nijm</w:t>
       </w:r>
       <w:r>
         <w:rPr>

--- a/EXPORTS/DOCX/published/niveau3/Dutch/WMBergEnDal.docx
+++ b/EXPORTS/DOCX/published/niveau3/Dutch/WMBergEnDal.docx
@@ -748,14 +748,7 @@
           <w:sz w:val="24"/>
           <w:u w:val="single"/>
         </w:rPr>
-        <w:hyperlink r:id="rId12" w:history="1">
-          <w:r>
-            <w:rPr>
-              <w:rStyle w:val="Hyperlink"/>
-            </w:rPr>
-            <w:t>het</w:t>
-          </w:r>
-        </w:hyperlink>
+        <w:t>het We</w:t>
       </w:r>
       <w:r>
         <w:rPr>
@@ -766,36 +759,7 @@
           <w:sz w:val="24"/>
           <w:u w:val="single"/>
         </w:rPr>
-        <w:t xml:space="preserve"> </w:t>
-      </w:r>
-      <w:r>
-        <w:rPr>
-          <w:rFonts w:ascii="Charis SIL Regular" w:hAnsi="Charis SIL Regular" w:eastAsia="Charis SIL Regular"/>
-          <w:b w:val="0"/>
-          <w:i w:val="0"/>
-          <w:color w:val="0000FF"/>
-          <w:sz w:val="24"/>
-          <w:u w:val="single"/>
-        </w:rPr>
-        <w:hyperlink r:id="rId12" w:history="1">
-          <w:r>
-            <w:rPr>
-              <w:rStyle w:val="Hyperlink"/>
-            </w:rPr>
-            <w:t>We</w:t>
-          </w:r>
-        </w:hyperlink>
-      </w:r>
-      <w:r>
-        <w:rPr>
-          <w:rFonts w:ascii="Charis SIL Regular" w:hAnsi="Charis SIL Regular" w:eastAsia="Charis SIL Regular"/>
-          <w:b w:val="0"/>
-          <w:i w:val="0"/>
-          <w:color w:val="0000FF"/>
-          <w:sz w:val="24"/>
-          <w:u w:val="single"/>
-        </w:rPr>
-        <w:hyperlink r:id="rId12" w:history="1">
+        <w:hyperlink r:id="rId10" w:history="1">
           <w:r>
             <w:rPr>
               <w:rStyle w:val="Hyperlink"/>
@@ -813,7 +777,7 @@
           <w:sz w:val="24"/>
           <w:u w:val="single"/>
         </w:rPr>
-        <w:hyperlink r:id="rId12" w:history="1">
+        <w:hyperlink r:id="rId10" w:history="1">
           <w:r>
             <w:rPr>
               <w:rStyle w:val="Hyperlink"/>

--- a/EXPORTS/DOCX/published/niveau3/Dutch/WMBergEnDal.docx
+++ b/EXPORTS/DOCX/published/niveau3/Dutch/WMBergEnDal.docx
@@ -748,7 +748,14 @@
           <w:sz w:val="24"/>
           <w:u w:val="single"/>
         </w:rPr>
-        <w:t>het We</w:t>
+        <w:hyperlink r:id="rId12" w:history="1">
+          <w:r>
+            <w:rPr>
+              <w:rStyle w:val="Hyperlink"/>
+            </w:rPr>
+            <w:t>het</w:t>
+          </w:r>
+        </w:hyperlink>
       </w:r>
       <w:r>
         <w:rPr>
@@ -759,7 +766,36 @@
           <w:sz w:val="24"/>
           <w:u w:val="single"/>
         </w:rPr>
-        <w:hyperlink r:id="rId10" w:history="1">
+        <w:t xml:space="preserve"> </w:t>
+      </w:r>
+      <w:r>
+        <w:rPr>
+          <w:rFonts w:ascii="Charis SIL Regular" w:hAnsi="Charis SIL Regular" w:eastAsia="Charis SIL Regular"/>
+          <w:b w:val="0"/>
+          <w:i w:val="0"/>
+          <w:color w:val="0000FF"/>
+          <w:sz w:val="24"/>
+          <w:u w:val="single"/>
+        </w:rPr>
+        <w:hyperlink r:id="rId12" w:history="1">
+          <w:r>
+            <w:rPr>
+              <w:rStyle w:val="Hyperlink"/>
+            </w:rPr>
+            <w:t>We</w:t>
+          </w:r>
+        </w:hyperlink>
+      </w:r>
+      <w:r>
+        <w:rPr>
+          <w:rFonts w:ascii="Charis SIL Regular" w:hAnsi="Charis SIL Regular" w:eastAsia="Charis SIL Regular"/>
+          <w:b w:val="0"/>
+          <w:i w:val="0"/>
+          <w:color w:val="0000FF"/>
+          <w:sz w:val="24"/>
+          <w:u w:val="single"/>
+        </w:rPr>
+        <w:hyperlink r:id="rId12" w:history="1">
           <w:r>
             <w:rPr>
               <w:rStyle w:val="Hyperlink"/>
@@ -795,7 +831,7 @@
           <w:sz w:val="24"/>
           <w:u w:val="single"/>
         </w:rPr>
-        <w:hyperlink r:id="rId10" w:history="1">
+        <w:hyperlink r:id="rId12" w:history="1">
           <w:r>
             <w:rPr>
               <w:rStyle w:val="Hyperlink"/>

--- a/EXPORTS/DOCX/published/niveau3/Dutch/WMBergEnDal.docx
+++ b/EXPORTS/DOCX/published/niveau3/Dutch/WMBergEnDal.docx
@@ -286,21 +286,13 @@
       </w:r>
       <w:r>
         <w:rPr>
-          <w:u w:val="single" w:color="0000ff"/>
           <w:rFonts w:ascii="Charis SIL Regular" w:hAnsi="Charis SIL Regular" w:eastAsia="Charis SIL Regular"/>
           <w:b w:val="0"/>
           <w:i w:val="0"/>
           <w:color w:val="000000"/>
           <w:sz w:val="24"/>
         </w:rPr>
-        <w:hyperlink r:id="rId9" w:history="1">
-          <w:r>
-            <w:rPr>
-              <w:rStyle w:val="Hyperlink"/>
-            </w:rPr>
-            <w:t>vlakbij Nijm</w:t>
-          </w:r>
-        </w:hyperlink>
+        <w:t>vlakbij Nijm</w:t>
       </w:r>
       <w:r>
         <w:rPr>
@@ -813,7 +805,7 @@
           <w:sz w:val="24"/>
           <w:u w:val="single"/>
         </w:rPr>
-        <w:hyperlink r:id="rId10" w:history="1">
+        <w:hyperlink r:id="rId12" w:history="1">
           <w:r>
             <w:rPr>
               <w:rStyle w:val="Hyperlink"/>

--- a/EXPORTS/DOCX/published/niveau3/Dutch/WMBergEnDal.docx
+++ b/EXPORTS/DOCX/published/niveau3/Dutch/WMBergEnDal.docx
@@ -292,61 +292,7 @@
           <w:color w:val="000000"/>
           <w:sz w:val="24"/>
         </w:rPr>
-        <w:t>vlakbij Nijm</w:t>
-      </w:r>
-      <w:r>
-        <w:rPr>
-          <w:u w:val="single" w:color="0000ff"/>
-          <w:rFonts w:ascii="Charis SIL Regular" w:hAnsi="Charis SIL Regular" w:eastAsia="Charis SIL Regular"/>
-          <w:b w:val="0"/>
-          <w:i w:val="0"/>
-          <w:color w:val="000000"/>
-          <w:sz w:val="24"/>
-        </w:rPr>
-        <w:hyperlink r:id="rId9" w:history="1">
-          <w:r>
-            <w:rPr>
-              <w:rStyle w:val="Hyperlink"/>
-            </w:rPr>
-            <w:t>ege</w:t>
-          </w:r>
-        </w:hyperlink>
-      </w:r>
-      <w:r>
-        <w:rPr>
-          <w:u w:val="single" w:color="0000ff"/>
-          <w:rFonts w:ascii="Charis SIL Regular" w:hAnsi="Charis SIL Regular" w:eastAsia="Charis SIL Regular"/>
-          <w:b w:val="0"/>
-          <w:i w:val="0"/>
-          <w:color w:val="000000"/>
-          <w:sz w:val="24"/>
-        </w:rPr>
-        <w:hyperlink r:id="rId9" w:history="1">
-          <w:r>
-            <w:rPr>
-              <w:rStyle w:val="Hyperlink"/>
-            </w:rPr>
-            <w:t>n</w:t>
-          </w:r>
-        </w:hyperlink>
-      </w:r>
-      <w:r>
-        <w:rPr>
-          <w:u w:val="single" w:color="0000ff"/>
-          <w:rFonts w:ascii="Charis SIL Regular" w:hAnsi="Charis SIL Regular" w:eastAsia="Charis SIL Regular"/>
-          <w:b w:val="0"/>
-          <w:i w:val="0"/>
-          <w:color w:val="000000"/>
-          <w:sz w:val="24"/>
-        </w:rPr>
-        <w:hyperlink r:id="rId9" w:history="1">
-          <w:r>
-            <w:rPr>
-              <w:rStyle w:val="Hyperlink"/>
-            </w:rPr>
-            <w:t>. A</w:t>
-          </w:r>
-        </w:hyperlink>
+        <w:t>vlakbij Nijmegen. A</w:t>
       </w:r>
       <w:r>
         <w:rPr>
@@ -787,7 +733,7 @@
           <w:sz w:val="24"/>
           <w:u w:val="single"/>
         </w:rPr>
-        <w:hyperlink r:id="rId12" w:history="1">
+        <w:hyperlink r:id="rId10" w:history="1">
           <w:r>
             <w:rPr>
               <w:rStyle w:val="Hyperlink"/>
@@ -805,7 +751,7 @@
           <w:sz w:val="24"/>
           <w:u w:val="single"/>
         </w:rPr>
-        <w:hyperlink r:id="rId12" w:history="1">
+        <w:hyperlink r:id="rId10" w:history="1">
           <w:r>
             <w:rPr>
               <w:rStyle w:val="Hyperlink"/>
@@ -823,7 +769,7 @@
           <w:sz w:val="24"/>
           <w:u w:val="single"/>
         </w:rPr>
-        <w:hyperlink r:id="rId12" w:history="1">
+        <w:hyperlink r:id="rId10" w:history="1">
           <w:r>
             <w:rPr>
               <w:rStyle w:val="Hyperlink"/>

--- a/EXPORTS/DOCX/published/niveau3/Dutch/WMBergEnDal.docx
+++ b/EXPORTS/DOCX/published/niveau3/Dutch/WMBergEnDal.docx
@@ -292,7 +292,61 @@
           <w:color w:val="000000"/>
           <w:sz w:val="24"/>
         </w:rPr>
-        <w:t>vlakbij Nijmegen. A</w:t>
+        <w:t>vlakbij Nijm</w:t>
+      </w:r>
+      <w:r>
+        <w:rPr>
+          <w:u w:val="single" w:color="0000ff"/>
+          <w:rFonts w:ascii="Charis SIL Regular" w:hAnsi="Charis SIL Regular" w:eastAsia="Charis SIL Regular"/>
+          <w:b w:val="0"/>
+          <w:i w:val="0"/>
+          <w:color w:val="000000"/>
+          <w:sz w:val="24"/>
+        </w:rPr>
+        <w:hyperlink r:id="rId9" w:history="1">
+          <w:r>
+            <w:rPr>
+              <w:rStyle w:val="Hyperlink"/>
+            </w:rPr>
+            <w:t>ege</w:t>
+          </w:r>
+        </w:hyperlink>
+      </w:r>
+      <w:r>
+        <w:rPr>
+          <w:u w:val="single" w:color="0000ff"/>
+          <w:rFonts w:ascii="Charis SIL Regular" w:hAnsi="Charis SIL Regular" w:eastAsia="Charis SIL Regular"/>
+          <w:b w:val="0"/>
+          <w:i w:val="0"/>
+          <w:color w:val="000000"/>
+          <w:sz w:val="24"/>
+        </w:rPr>
+        <w:hyperlink r:id="rId9" w:history="1">
+          <w:r>
+            <w:rPr>
+              <w:rStyle w:val="Hyperlink"/>
+            </w:rPr>
+            <w:t>n</w:t>
+          </w:r>
+        </w:hyperlink>
+      </w:r>
+      <w:r>
+        <w:rPr>
+          <w:u w:val="single" w:color="0000ff"/>
+          <w:rFonts w:ascii="Charis SIL Regular" w:hAnsi="Charis SIL Regular" w:eastAsia="Charis SIL Regular"/>
+          <w:b w:val="0"/>
+          <w:i w:val="0"/>
+          <w:color w:val="000000"/>
+          <w:sz w:val="24"/>
+        </w:rPr>
+        <w:hyperlink r:id="rId9" w:history="1">
+          <w:r>
+            <w:rPr>
+              <w:rStyle w:val="Hyperlink"/>
+            </w:rPr>
+            <w:t>. A</w:t>
+          </w:r>
+        </w:hyperlink>
       </w:r>
       <w:r>
         <w:rPr>

--- a/EXPORTS/DOCX/published/niveau3/Dutch/WMBergEnDal.docx
+++ b/EXPORTS/DOCX/published/niveau3/Dutch/WMBergEnDal.docx
@@ -286,21 +286,13 @@
       </w:r>
       <w:r>
         <w:rPr>
-          <w:u w:val="single" w:color="0000ff"/>
           <w:rFonts w:ascii="Charis SIL Regular" w:hAnsi="Charis SIL Regular" w:eastAsia="Charis SIL Regular"/>
           <w:b w:val="0"/>
           <w:i w:val="0"/>
           <w:color w:val="000000"/>
           <w:sz w:val="24"/>
         </w:rPr>
-        <w:hyperlink r:id="rId9" w:history="1">
-          <w:r>
-            <w:rPr>
-              <w:rStyle w:val="Hyperlink"/>
-            </w:rPr>
-            <w:t>vlakbij Nijm</w:t>
-          </w:r>
-        </w:hyperlink>
+        <w:t>vlakbij Nijm</w:t>
       </w:r>
       <w:r>
         <w:rPr>
@@ -777,7 +769,14 @@
           <w:sz w:val="24"/>
           <w:u w:val="single"/>
         </w:rPr>
-        <w:t>We</w:t>
+        <w:hyperlink r:id="rId12" w:history="1">
+          <w:r>
+            <w:rPr>
+              <w:rStyle w:val="Hyperlink"/>
+            </w:rPr>
+            <w:t>We</w:t>
+          </w:r>
+        </w:hyperlink>
       </w:r>
       <w:r>
         <w:rPr>
@@ -788,7 +787,7 @@
           <w:sz w:val="24"/>
           <w:u w:val="single"/>
         </w:rPr>
-        <w:hyperlink r:id="rId10" w:history="1">
+        <w:hyperlink r:id="rId12" w:history="1">
           <w:r>
             <w:rPr>
               <w:rStyle w:val="Hyperlink"/>
@@ -806,7 +805,7 @@
           <w:sz w:val="24"/>
           <w:u w:val="single"/>
         </w:rPr>
-        <w:hyperlink r:id="rId10" w:history="1">
+        <w:hyperlink r:id="rId12" w:history="1">
           <w:r>
             <w:rPr>
               <w:rStyle w:val="Hyperlink"/>
@@ -824,7 +823,7 @@
           <w:sz w:val="24"/>
           <w:u w:val="single"/>
         </w:rPr>
-        <w:hyperlink r:id="rId10" w:history="1">
+        <w:hyperlink r:id="rId12" w:history="1">
           <w:r>
             <w:rPr>
               <w:rStyle w:val="Hyperlink"/>

--- a/EXPORTS/DOCX/published/niveau3/Dutch/WMBergEnDal.docx
+++ b/EXPORTS/DOCX/published/niveau3/Dutch/WMBergEnDal.docx
@@ -795,7 +795,7 @@
           <w:sz w:val="24"/>
           <w:u w:val="single"/>
         </w:rPr>
-        <w:hyperlink r:id="rId12" w:history="1">
+        <w:hyperlink r:id="rId10" w:history="1">
           <w:r>
             <w:rPr>
               <w:rStyle w:val="Hyperlink"/>
@@ -813,7 +813,7 @@
           <w:sz w:val="24"/>
           <w:u w:val="single"/>
         </w:rPr>
-        <w:hyperlink r:id="rId12" w:history="1">
+        <w:hyperlink r:id="rId10" w:history="1">
           <w:r>
             <w:rPr>
               <w:rStyle w:val="Hyperlink"/>
@@ -831,7 +831,7 @@
           <w:sz w:val="24"/>
           <w:u w:val="single"/>
         </w:rPr>
-        <w:hyperlink r:id="rId12" w:history="1">
+        <w:hyperlink r:id="rId10" w:history="1">
           <w:r>
             <w:rPr>
               <w:rStyle w:val="Hyperlink"/>
@@ -2288,7 +2288,7 @@
         <w:autoSpaceDN w:val="0"/>
         <w:autoSpaceDE w:val="0"/>
         <w:widowControl/>
-        <w:spacing w:line="466" w:lineRule="exact" w:before="302" w:after="0"/>
+        <w:spacing w:line="466" w:lineRule="exact" w:before="282" w:after="0"/>
         <w:ind w:left="0" w:right="3744" w:firstLine="0"/>
         <w:jc w:val="left"/>
       </w:pPr>

--- a/EXPORTS/DOCX/published/niveau3/Dutch/WMBergEnDal.docx
+++ b/EXPORTS/DOCX/published/niveau3/Dutch/WMBergEnDal.docx
@@ -813,7 +813,7 @@
           <w:sz w:val="24"/>
           <w:u w:val="single"/>
         </w:rPr>
-        <w:hyperlink r:id="rId12" w:history="1">
+        <w:hyperlink r:id="rId10" w:history="1">
           <w:r>
             <w:rPr>
               <w:rStyle w:val="Hyperlink"/>
@@ -831,7 +831,7 @@
           <w:sz w:val="24"/>
           <w:u w:val="single"/>
         </w:rPr>
-        <w:hyperlink r:id="rId12" w:history="1">
+        <w:hyperlink r:id="rId10" w:history="1">
           <w:r>
             <w:rPr>
               <w:rStyle w:val="Hyperlink"/>

--- a/EXPORTS/DOCX/published/niveau3/Dutch/WMBergEnDal.docx
+++ b/EXPORTS/DOCX/published/niveau3/Dutch/WMBergEnDal.docx
@@ -286,21 +286,13 @@
       </w:r>
       <w:r>
         <w:rPr>
-          <w:u w:val="single" w:color="0000ff"/>
           <w:rFonts w:ascii="Charis SIL Regular" w:hAnsi="Charis SIL Regular" w:eastAsia="Charis SIL Regular"/>
           <w:b w:val="0"/>
           <w:i w:val="0"/>
           <w:color w:val="000000"/>
           <w:sz w:val="24"/>
         </w:rPr>
-        <w:hyperlink r:id="rId9" w:history="1">
-          <w:r>
-            <w:rPr>
-              <w:rStyle w:val="Hyperlink"/>
-            </w:rPr>
-            <w:t>vlakbij Nijm</w:t>
-          </w:r>
-        </w:hyperlink>
+        <w:t>vlakbij Nijm</w:t>
       </w:r>
       <w:r>
         <w:rPr>
@@ -813,7 +805,7 @@
           <w:sz w:val="24"/>
           <w:u w:val="single"/>
         </w:rPr>
-        <w:hyperlink r:id="rId10" w:history="1">
+        <w:hyperlink r:id="rId12" w:history="1">
           <w:r>
             <w:rPr>
               <w:rStyle w:val="Hyperlink"/>
@@ -831,30 +823,12 @@
           <w:sz w:val="24"/>
           <w:u w:val="single"/>
         </w:rPr>
-        <w:hyperlink r:id="rId10" w:history="1">
+        <w:hyperlink r:id="rId12" w:history="1">
           <w:r>
             <w:rPr>
               <w:rStyle w:val="Hyperlink"/>
             </w:rPr>
             <w:t>um</w:t>
-          </w:r>
-        </w:hyperlink>
-      </w:r>
-      <w:r>
-        <w:rPr>
-          <w:u w:val="single" w:color="0000ff"/>
-          <w:rFonts w:ascii="Charis SIL Regular" w:hAnsi="Charis SIL Regular" w:eastAsia="Charis SIL Regular"/>
-          <w:b w:val="0"/>
-          <w:i w:val="0"/>
-          <w:color w:val="000000"/>
-          <w:sz w:val="24"/>
-        </w:rPr>
-        <w:hyperlink r:id="rId10" w:history="1">
-          <w:r>
-            <w:rPr>
-              <w:rStyle w:val="Hyperlink"/>
-            </w:rPr>
-            <w:t xml:space="preserve"> in Rotter</w:t>
           </w:r>
         </w:hyperlink>
       </w:r>
@@ -866,7 +840,7 @@
           <w:color w:val="000000"/>
           <w:sz w:val="24"/>
         </w:rPr>
-        <w:t xml:space="preserve">dam in het </w:t>
+        <w:t xml:space="preserve"> in Rotterdam in het </w:t>
       </w:r>
       <w:r>
         <w:rPr>

--- a/EXPORTS/DOCX/published/niveau3/Dutch/WMBergEnDal.docx
+++ b/EXPORTS/DOCX/published/niveau3/Dutch/WMBergEnDal.docx
@@ -286,13 +286,21 @@
       </w:r>
       <w:r>
         <w:rPr>
+          <w:u w:val="single" w:color="0000ff"/>
           <w:rFonts w:ascii="Charis SIL Regular" w:hAnsi="Charis SIL Regular" w:eastAsia="Charis SIL Regular"/>
           <w:b w:val="0"/>
           <w:i w:val="0"/>
           <w:color w:val="000000"/>
           <w:sz w:val="24"/>
         </w:rPr>
-        <w:t>vlakbij Nijm</w:t>
+        <w:hyperlink r:id="rId9" w:history="1">
+          <w:r>
+            <w:rPr>
+              <w:rStyle w:val="Hyperlink"/>
+            </w:rPr>
+            <w:t>vlakbij Nijm</w:t>
+          </w:r>
+        </w:hyperlink>
       </w:r>
       <w:r>
         <w:rPr>
@@ -823,12 +831,30 @@
           <w:sz w:val="24"/>
           <w:u w:val="single"/>
         </w:rPr>
-        <w:hyperlink r:id="rId12" w:history="1">
+        <w:hyperlink r:id="rId10" w:history="1">
           <w:r>
             <w:rPr>
               <w:rStyle w:val="Hyperlink"/>
             </w:rPr>
             <w:t>um</w:t>
+          </w:r>
+        </w:hyperlink>
+      </w:r>
+      <w:r>
+        <w:rPr>
+          <w:u w:val="single" w:color="0000ff"/>
+          <w:rFonts w:ascii="Charis SIL Regular" w:hAnsi="Charis SIL Regular" w:eastAsia="Charis SIL Regular"/>
+          <w:b w:val="0"/>
+          <w:i w:val="0"/>
+          <w:color w:val="000000"/>
+          <w:sz w:val="24"/>
+        </w:rPr>
+        <w:hyperlink r:id="rId10" w:history="1">
+          <w:r>
+            <w:rPr>
+              <w:rStyle w:val="Hyperlink"/>
+            </w:rPr>
+            <w:t xml:space="preserve"> in Rotter</w:t>
           </w:r>
         </w:hyperlink>
       </w:r>
@@ -840,7 +866,7 @@
           <w:color w:val="000000"/>
           <w:sz w:val="24"/>
         </w:rPr>
-        <w:t xml:space="preserve"> in Rotterdam in het </w:t>
+        <w:t xml:space="preserve">dam in het </w:t>
       </w:r>
       <w:r>
         <w:rPr>

--- a/EXPORTS/DOCX/published/niveau3/Dutch/WMBergEnDal.docx
+++ b/EXPORTS/DOCX/published/niveau3/Dutch/WMBergEnDal.docx
@@ -347,14 +347,7 @@
           <w:color w:val="000000"/>
           <w:sz w:val="24"/>
         </w:rPr>
-        <w:hyperlink r:id="rId9" w:history="1">
-          <w:r>
-            <w:rPr>
-              <w:rStyle w:val="Hyperlink"/>
-            </w:rPr>
-            <w:t>. A</w:t>
-          </w:r>
-        </w:hyperlink>
+        <w:t>. A</w:t>
       </w:r>
       <w:r>
         <w:rPr>
@@ -795,7 +788,7 @@
           <w:sz w:val="24"/>
           <w:u w:val="single"/>
         </w:rPr>
-        <w:hyperlink r:id="rId12" w:history="1">
+        <w:hyperlink r:id="rId10" w:history="1">
           <w:r>
             <w:rPr>
               <w:rStyle w:val="Hyperlink"/>
@@ -813,7 +806,7 @@
           <w:sz w:val="24"/>
           <w:u w:val="single"/>
         </w:rPr>
-        <w:hyperlink r:id="rId12" w:history="1">
+        <w:hyperlink r:id="rId10" w:history="1">
           <w:r>
             <w:rPr>
               <w:rStyle w:val="Hyperlink"/>
@@ -877,14 +870,7 @@
           <w:color w:val="000000"/>
           <w:sz w:val="24"/>
         </w:rPr>
-        <w:hyperlink r:id="rId11" w:history="1">
-          <w:r>
-            <w:rPr>
-              <w:rStyle w:val="Hyperlink"/>
-            </w:rPr>
-            <w:t>Nat</w:t>
-          </w:r>
-        </w:hyperlink>
+        <w:t>Nat</w:t>
       </w:r>
       <w:r>
         <w:rPr>

--- a/EXPORTS/DOCX/published/niveau3/Dutch/WMBergEnDal.docx
+++ b/EXPORTS/DOCX/published/niveau3/Dutch/WMBergEnDal.docx
@@ -347,7 +347,14 @@
           <w:color w:val="000000"/>
           <w:sz w:val="24"/>
         </w:rPr>
-        <w:t>. A</w:t>
+        <w:hyperlink r:id="rId9" w:history="1">
+          <w:r>
+            <w:rPr>
+              <w:rStyle w:val="Hyperlink"/>
+            </w:rPr>
+            <w:t>. A</w:t>
+          </w:r>
+        </w:hyperlink>
       </w:r>
       <w:r>
         <w:rPr>
@@ -788,7 +795,7 @@
           <w:sz w:val="24"/>
           <w:u w:val="single"/>
         </w:rPr>
-        <w:hyperlink r:id="rId10" w:history="1">
+        <w:hyperlink r:id="rId12" w:history="1">
           <w:r>
             <w:rPr>
               <w:rStyle w:val="Hyperlink"/>
@@ -806,7 +813,7 @@
           <w:sz w:val="24"/>
           <w:u w:val="single"/>
         </w:rPr>
-        <w:hyperlink r:id="rId10" w:history="1">
+        <w:hyperlink r:id="rId12" w:history="1">
           <w:r>
             <w:rPr>
               <w:rStyle w:val="Hyperlink"/>
@@ -824,7 +831,7 @@
           <w:sz w:val="24"/>
           <w:u w:val="single"/>
         </w:rPr>
-        <w:hyperlink r:id="rId10" w:history="1">
+        <w:hyperlink r:id="rId12" w:history="1">
           <w:r>
             <w:rPr>
               <w:rStyle w:val="Hyperlink"/>
@@ -870,7 +877,14 @@
           <w:color w:val="000000"/>
           <w:sz w:val="24"/>
         </w:rPr>
-        <w:t>Nat</w:t>
+        <w:hyperlink r:id="rId11" w:history="1">
+          <w:r>
+            <w:rPr>
+              <w:rStyle w:val="Hyperlink"/>
+            </w:rPr>
+            <w:t>Nat</w:t>
+          </w:r>
+        </w:hyperlink>
       </w:r>
       <w:r>
         <w:rPr>

--- a/EXPORTS/DOCX/published/niveau3/Dutch/WMBergEnDal.docx
+++ b/EXPORTS/DOCX/published/niveau3/Dutch/WMBergEnDal.docx
@@ -831,7 +831,7 @@
           <w:sz w:val="24"/>
           <w:u w:val="single"/>
         </w:rPr>
-        <w:hyperlink r:id="rId12" w:history="1">
+        <w:hyperlink r:id="rId10" w:history="1">
           <w:r>
             <w:rPr>
               <w:rStyle w:val="Hyperlink"/>

--- a/EXPORTS/DOCX/published/niveau3/Dutch/WMBergEnDal.docx
+++ b/EXPORTS/DOCX/published/niveau3/Dutch/WMBergEnDal.docx
@@ -286,13 +286,21 @@
       </w:r>
       <w:r>
         <w:rPr>
+          <w:u w:val="single" w:color="0000ff"/>
           <w:rFonts w:ascii="Charis SIL Regular" w:hAnsi="Charis SIL Regular" w:eastAsia="Charis SIL Regular"/>
           <w:b w:val="0"/>
           <w:i w:val="0"/>
           <w:color w:val="000000"/>
           <w:sz w:val="24"/>
         </w:rPr>
-        <w:t>vlakbij Nijm</w:t>
+        <w:hyperlink r:id="rId9" w:history="1">
+          <w:r>
+            <w:rPr>
+              <w:rStyle w:val="Hyperlink"/>
+            </w:rPr>
+            <w:t>vlakbij Nijm</w:t>
+          </w:r>
+        </w:hyperlink>
       </w:r>
       <w:r>
         <w:rPr>
@@ -834,31 +842,13 @@
       </w:r>
       <w:r>
         <w:rPr>
-          <w:u w:val="single" w:color="0000ff"/>
           <w:rFonts w:ascii="Charis SIL Regular" w:hAnsi="Charis SIL Regular" w:eastAsia="Charis SIL Regular"/>
           <w:b w:val="0"/>
           <w:i w:val="0"/>
           <w:color w:val="000000"/>
           <w:sz w:val="24"/>
         </w:rPr>
-        <w:hyperlink r:id="rId10" w:history="1">
-          <w:r>
-            <w:rPr>
-              <w:rStyle w:val="Hyperlink"/>
-            </w:rPr>
-            <w:t xml:space="preserve"> in Rotter</w:t>
-          </w:r>
-        </w:hyperlink>
-      </w:r>
-      <w:r>
-        <w:rPr>
-          <w:rFonts w:ascii="Charis SIL Regular" w:hAnsi="Charis SIL Regular" w:eastAsia="Charis SIL Regular"/>
-          <w:b w:val="0"/>
-          <w:i w:val="0"/>
-          <w:color w:val="000000"/>
-          <w:sz w:val="24"/>
-        </w:rPr>
-        <w:t xml:space="preserve">dam in het </w:t>
+        <w:t xml:space="preserve"> in Rotterdam in het </w:t>
       </w:r>
       <w:r>
         <w:rPr>

--- a/EXPORTS/DOCX/published/niveau3/Dutch/WMBergEnDal.docx
+++ b/EXPORTS/DOCX/published/niveau3/Dutch/WMBergEnDal.docx
@@ -813,7 +813,7 @@
           <w:sz w:val="24"/>
           <w:u w:val="single"/>
         </w:rPr>
-        <w:hyperlink r:id="rId12" w:history="1">
+        <w:hyperlink r:id="rId10" w:history="1">
           <w:r>
             <w:rPr>
               <w:rStyle w:val="Hyperlink"/>
@@ -831,12 +831,30 @@
           <w:sz w:val="24"/>
           <w:u w:val="single"/>
         </w:rPr>
-        <w:hyperlink r:id="rId12" w:history="1">
+        <w:hyperlink r:id="rId10" w:history="1">
           <w:r>
             <w:rPr>
               <w:rStyle w:val="Hyperlink"/>
             </w:rPr>
             <w:t>um</w:t>
+          </w:r>
+        </w:hyperlink>
+      </w:r>
+      <w:r>
+        <w:rPr>
+          <w:u w:val="single" w:color="0000ff"/>
+          <w:rFonts w:ascii="Charis SIL Regular" w:hAnsi="Charis SIL Regular" w:eastAsia="Charis SIL Regular"/>
+          <w:b w:val="0"/>
+          <w:i w:val="0"/>
+          <w:color w:val="000000"/>
+          <w:sz w:val="24"/>
+        </w:rPr>
+        <w:hyperlink r:id="rId10" w:history="1">
+          <w:r>
+            <w:rPr>
+              <w:rStyle w:val="Hyperlink"/>
+            </w:rPr>
+            <w:t xml:space="preserve"> in Rotter</w:t>
           </w:r>
         </w:hyperlink>
       </w:r>
@@ -848,7 +866,7 @@
           <w:color w:val="000000"/>
           <w:sz w:val="24"/>
         </w:rPr>
-        <w:t xml:space="preserve"> in Rotterdam in het </w:t>
+        <w:t xml:space="preserve">dam in het </w:t>
       </w:r>
       <w:r>
         <w:rPr>

--- a/EXPORTS/DOCX/published/niveau3/Dutch/WMBergEnDal.docx
+++ b/EXPORTS/DOCX/published/niveau3/Dutch/WMBergEnDal.docx
@@ -813,7 +813,7 @@
           <w:sz w:val="24"/>
           <w:u w:val="single"/>
         </w:rPr>
-        <w:hyperlink r:id="rId10" w:history="1">
+        <w:hyperlink r:id="rId12" w:history="1">
           <w:r>
             <w:rPr>
               <w:rStyle w:val="Hyperlink"/>
